--- a/worksheets/W3.docx
+++ b/worksheets/W3.docx
@@ -865,6 +865,43 @@
           <w:sz w:val="30"/>
         </w:rPr>
         <w:t>圈 3 個，再選 1 個</w:t>
+      </w:r>
+    </w:p>
+    <w:p>
+      <w:pPr>
+        <w:keepNext/>
+        <w:keepLines w:val="0"/>
+        <w:spacing w:before="0" w:after="40" w:line="293" w:lineRule="auto"/>
+      </w:pPr>
+      <w:r>
+        <w:rPr>
+          <w:rFonts w:ascii="Heiti TC" w:hAnsi="Heiti TC" w:eastAsia="Heiti TC"/>
+          <w:b/>
+          <w:i w:val="0"/>
+          <w:color w:val="1D4ED8"/>
+          <w:sz w:val="22"/>
+        </w:rPr>
+        <w:t>課堂必寫</w:t>
+      </w:r>
+      <w:r>
+        <w:rPr>
+          <w:rFonts w:ascii="Heiti TC" w:hAnsi="Heiti TC" w:eastAsia="Heiti TC"/>
+          <w:b w:val="0"/>
+          <w:i w:val="0"/>
+          <w:color w:val="7B8491"/>
+          <w:sz w:val="22"/>
+        </w:rPr>
+        <w:t xml:space="preserve">  ｜  </w:t>
+      </w:r>
+      <w:r>
+        <w:rPr>
+          <w:rFonts w:ascii="Heiti TC" w:hAnsi="Heiti TC" w:eastAsia="Heiti TC"/>
+          <w:b w:val="0"/>
+          <w:i w:val="0"/>
+          <w:color w:val="1A2340"/>
+          <w:sz w:val="22"/>
+        </w:rPr>
+        <w:t>三個空格都要填；圈 3 個、選 1 個是完成分的條件。</w:t>
       </w:r>
     </w:p>
     <w:p>

--- a/worksheets/W3.docx
+++ b/worksheets/W3.docx
@@ -6,6 +6,7 @@
       <w:pPr>
         <w:keepNext/>
         <w:keepLines w:val="0"/>
+        <w:pageBreakBefore w:val="0"/>
         <w:spacing w:before="0" w:after="60" w:line="293" w:lineRule="auto"/>
       </w:pPr>
       <w:r>
@@ -154,7 +155,7 @@
           <w:color w:val="1A2340"/>
           <w:sz w:val="30"/>
         </w:rPr>
-        <w:t>本週怎麼拿 3 分</w:t>
+        <w:t>本週 0 分練習｜累積 Gate 1</w:t>
       </w:r>
     </w:p>
     <w:tbl>
@@ -201,7 +202,7 @@
                 <w:color w:val="1D4ED8"/>
                 <w:sz w:val="22"/>
               </w:rPr>
-              <w:t>完成 1 分</w:t>
+              <w:t>完成</w:t>
             </w:r>
             <w:r>
               <w:rPr>
@@ -228,7 +229,7 @@
                 <w:color w:val="1D4ED8"/>
                 <w:sz w:val="22"/>
               </w:rPr>
-              <w:t>證據 1 分</w:t>
+              <w:t>證據</w:t>
             </w:r>
             <w:r>
               <w:rPr>
@@ -255,7 +256,7 @@
                 <w:color w:val="1D4ED8"/>
                 <w:sz w:val="22"/>
               </w:rPr>
-              <w:t>判斷 1 分</w:t>
+              <w:t>判斷</w:t>
             </w:r>
             <w:r>
               <w:rPr>
@@ -285,7 +286,7 @@
           <w:color w:val="5B6573"/>
           <w:sz w:val="22"/>
         </w:rPr>
-        <w:t>W5 收本時一起計分；不評 AI 用得多不多，也不要求分享私人內容。</w:t>
+        <w:t>本人保存原作、提問、比較與最後決定；W5 才與 W2、W4 一起查核 Gate 1。AI／同學可提問或選細節，但理解、決定、核對與責任仍由你負責；不要求分享私人內容。</w:t>
       </w:r>
     </w:p>
     <w:p>
@@ -901,7 +902,7 @@
           <w:color w:val="1A2340"/>
           <w:sz w:val="22"/>
         </w:rPr>
-        <w:t>三個空格都要填；圈 3 個、選 1 個是完成分的條件。</w:t>
+        <w:t>三個空格都要填；圈 3 個、選 1 個是完成證據的條件。</w:t>
       </w:r>
     </w:p>
     <w:p>
@@ -1043,6 +1044,7 @@
       <w:pPr>
         <w:keepNext/>
         <w:keepLines w:val="0"/>
+        <w:pageBreakBefore w:val="0"/>
         <w:spacing w:before="0" w:after="60" w:line="293" w:lineRule="auto"/>
       </w:pPr>
       <w:r>
@@ -1874,6 +1876,7 @@
       <w:pPr>
         <w:keepNext/>
         <w:keepLines w:val="0"/>
+        <w:pageBreakBefore w:val="0"/>
         <w:spacing w:before="0" w:after="60" w:line="293" w:lineRule="auto"/>
       </w:pPr>
       <w:r>
@@ -2724,7 +2727,7 @@
           <w:color w:val="1A2340"/>
           <w:sz w:val="22"/>
         </w:rPr>
-        <w:t>我的最後決定｜本週判斷分</w:t>
+        <w:t>我的最後決定｜判斷證據</w:t>
       </w:r>
     </w:p>
     <w:p>
@@ -2815,6 +2818,7 @@
       <w:pPr>
         <w:keepNext/>
         <w:keepLines w:val="0"/>
+        <w:pageBreakBefore w:val="0"/>
         <w:spacing w:before="0" w:after="60" w:line="293" w:lineRule="auto"/>
       </w:pPr>
       <w:r>
@@ -3039,7 +3043,7 @@
           <w:color w:val="5B6573"/>
           <w:sz w:val="22"/>
         </w:rPr>
-        <w:t>不看 AI 對話、不翻整本歷程本；不分享不影響 3 分。</w:t>
+        <w:t>不看 AI 對話、不翻整本歷程本；不分享不影響 Gate 1 狀態。</w:t>
       </w:r>
     </w:p>
     <w:p>
@@ -3606,7 +3610,7 @@
           <w:color w:val="5B6573"/>
           <w:sz w:val="22"/>
         </w:rPr>
-        <w:t>老師會閱讀這一格。只有你勾選同意，老師才會匿名分享；不勾不影響分數。</w:t>
+        <w:t>老師可能在課內抽看這一格。只有你勾選同意，老師才會匿名分享；不勾不影響 Gate 1 狀態。</w:t>
       </w:r>
     </w:p>
     <w:p>

--- a/worksheets/W3.docx
+++ b/worksheets/W3.docx
@@ -11,7 +11,7 @@
       </w:pPr>
       <w:r>
         <w:rPr>
-          <w:rFonts w:ascii="JetBrains Mono" w:hAnsi="JetBrains Mono" w:eastAsia="Heiti TC"/>
+          <w:rFonts w:ascii="JetBrains Mono" w:hAnsi="JetBrains Mono" w:eastAsia="Arial Unicode MS"/>
           <w:b/>
           <w:i w:val="0"/>
           <w:color w:val="1D4ED8"/>
@@ -28,7 +28,7 @@
       </w:pPr>
       <w:r>
         <w:rPr>
-          <w:rFonts w:ascii="Heiti TC" w:hAnsi="Heiti TC" w:eastAsia="Heiti TC"/>
+          <w:rFonts w:ascii="Arial Unicode MS" w:hAnsi="Arial Unicode MS" w:eastAsia="Arial Unicode MS"/>
           <w:b/>
           <w:i w:val="0"/>
           <w:color w:val="1A2340"/>
@@ -45,7 +45,7 @@
       </w:pPr>
       <w:r>
         <w:rPr>
-          <w:rFonts w:ascii="Heiti TC" w:hAnsi="Heiti TC" w:eastAsia="Heiti TC"/>
+          <w:rFonts w:ascii="Arial Unicode MS" w:hAnsi="Arial Unicode MS" w:eastAsia="Arial Unicode MS"/>
           <w:b w:val="0"/>
           <w:i w:val="0"/>
           <w:color w:val="5B6573"/>
@@ -62,7 +62,7 @@
       </w:pPr>
       <w:r>
         <w:rPr>
-          <w:rFonts w:ascii="Heiti TC" w:hAnsi="Heiti TC" w:eastAsia="Heiti TC"/>
+          <w:rFonts w:ascii="Arial Unicode MS" w:hAnsi="Arial Unicode MS" w:eastAsia="Arial Unicode MS"/>
           <w:b w:val="0"/>
           <w:i w:val="0"/>
           <w:color w:val="5B6573"/>
@@ -72,7 +72,7 @@
       </w:r>
       <w:r>
         <w:rPr>
-          <w:rFonts w:ascii="JetBrains Mono" w:hAnsi="JetBrains Mono" w:eastAsia="Heiti TC"/>
+          <w:rFonts w:ascii="JetBrains Mono" w:hAnsi="JetBrains Mono" w:eastAsia="Arial Unicode MS"/>
           <w:b w:val="0"/>
           <w:i w:val="0"/>
           <w:color w:val="1A2340"/>
@@ -82,7 +82,7 @@
       </w:r>
       <w:r>
         <w:rPr>
-          <w:rFonts w:ascii="Heiti TC" w:hAnsi="Heiti TC" w:eastAsia="Heiti TC"/>
+          <w:rFonts w:ascii="Arial Unicode MS" w:hAnsi="Arial Unicode MS" w:eastAsia="Arial Unicode MS"/>
           <w:b w:val="0"/>
           <w:i w:val="0"/>
           <w:color w:val="5B6573"/>
@@ -92,7 +92,7 @@
       </w:r>
       <w:r>
         <w:rPr>
-          <w:rFonts w:ascii="JetBrains Mono" w:hAnsi="JetBrains Mono" w:eastAsia="Heiti TC"/>
+          <w:rFonts w:ascii="JetBrains Mono" w:hAnsi="JetBrains Mono" w:eastAsia="Arial Unicode MS"/>
           <w:b w:val="0"/>
           <w:i w:val="0"/>
           <w:color w:val="1A2340"/>
@@ -102,7 +102,7 @@
       </w:r>
       <w:r>
         <w:rPr>
-          <w:rFonts w:ascii="Heiti TC" w:hAnsi="Heiti TC" w:eastAsia="Heiti TC"/>
+          <w:rFonts w:ascii="Arial Unicode MS" w:hAnsi="Arial Unicode MS" w:eastAsia="Arial Unicode MS"/>
           <w:b w:val="0"/>
           <w:i w:val="0"/>
           <w:color w:val="5B6573"/>
@@ -112,7 +112,7 @@
       </w:r>
       <w:r>
         <w:rPr>
-          <w:rFonts w:ascii="JetBrains Mono" w:hAnsi="JetBrains Mono" w:eastAsia="Heiti TC"/>
+          <w:rFonts w:ascii="JetBrains Mono" w:hAnsi="JetBrains Mono" w:eastAsia="Arial Unicode MS"/>
           <w:b w:val="0"/>
           <w:i w:val="0"/>
           <w:color w:val="1A2340"/>
@@ -122,7 +122,7 @@
       </w:r>
       <w:r>
         <w:rPr>
-          <w:rFonts w:ascii="Heiti TC" w:hAnsi="Heiti TC" w:eastAsia="Heiti TC"/>
+          <w:rFonts w:ascii="Arial Unicode MS" w:hAnsi="Arial Unicode MS" w:eastAsia="Arial Unicode MS"/>
           <w:b w:val="0"/>
           <w:i w:val="0"/>
           <w:color w:val="5B6573"/>
@@ -132,7 +132,7 @@
       </w:r>
       <w:r>
         <w:rPr>
-          <w:rFonts w:ascii="JetBrains Mono" w:hAnsi="JetBrains Mono" w:eastAsia="Heiti TC"/>
+          <w:rFonts w:ascii="JetBrains Mono" w:hAnsi="JetBrains Mono" w:eastAsia="Arial Unicode MS"/>
           <w:b w:val="0"/>
           <w:i w:val="0"/>
           <w:color w:val="1A2340"/>
@@ -149,13 +149,13 @@
       </w:pPr>
       <w:r>
         <w:rPr>
-          <w:rFonts w:ascii="Heiti TC" w:hAnsi="Heiti TC" w:eastAsia="Heiti TC"/>
+          <w:rFonts w:ascii="Arial Unicode MS" w:hAnsi="Arial Unicode MS" w:eastAsia="Arial Unicode MS"/>
           <w:b/>
           <w:i w:val="0"/>
           <w:color w:val="1A2340"/>
           <w:sz w:val="30"/>
         </w:rPr>
-        <w:t>本週 0 分練習｜累積 Gate 1</w:t>
+        <w:t>本週 0 分練習｜累積學習關卡 1</w:t>
       </w:r>
     </w:p>
     <w:tbl>
@@ -196,7 +196,7 @@
             </w:pPr>
             <w:r>
               <w:rPr>
-                <w:rFonts w:ascii="Heiti TC" w:hAnsi="Heiti TC" w:eastAsia="Heiti TC"/>
+                <w:rFonts w:ascii="Arial Unicode MS" w:hAnsi="Arial Unicode MS" w:eastAsia="Arial Unicode MS"/>
                 <w:b/>
                 <w:i w:val="0"/>
                 <w:color w:val="1D4ED8"/>
@@ -206,7 +206,7 @@
             </w:r>
             <w:r>
               <w:rPr>
-                <w:rFonts w:ascii="Heiti TC" w:hAnsi="Heiti TC" w:eastAsia="Heiti TC"/>
+                <w:rFonts w:ascii="Arial Unicode MS" w:hAnsi="Arial Unicode MS" w:eastAsia="Arial Unicode MS"/>
                 <w:b w:val="0"/>
                 <w:i w:val="0"/>
                 <w:color w:val="1A2340"/>
@@ -223,7 +223,7 @@
             </w:pPr>
             <w:r>
               <w:rPr>
-                <w:rFonts w:ascii="Heiti TC" w:hAnsi="Heiti TC" w:eastAsia="Heiti TC"/>
+                <w:rFonts w:ascii="Arial Unicode MS" w:hAnsi="Arial Unicode MS" w:eastAsia="Arial Unicode MS"/>
                 <w:b/>
                 <w:i w:val="0"/>
                 <w:color w:val="1D4ED8"/>
@@ -233,7 +233,7 @@
             </w:r>
             <w:r>
               <w:rPr>
-                <w:rFonts w:ascii="Heiti TC" w:hAnsi="Heiti TC" w:eastAsia="Heiti TC"/>
+                <w:rFonts w:ascii="Arial Unicode MS" w:hAnsi="Arial Unicode MS" w:eastAsia="Arial Unicode MS"/>
                 <w:b w:val="0"/>
                 <w:i w:val="0"/>
                 <w:color w:val="1A2340"/>
@@ -250,7 +250,7 @@
             </w:pPr>
             <w:r>
               <w:rPr>
-                <w:rFonts w:ascii="Heiti TC" w:hAnsi="Heiti TC" w:eastAsia="Heiti TC"/>
+                <w:rFonts w:ascii="Arial Unicode MS" w:hAnsi="Arial Unicode MS" w:eastAsia="Arial Unicode MS"/>
                 <w:b/>
                 <w:i w:val="0"/>
                 <w:color w:val="1D4ED8"/>
@@ -260,7 +260,7 @@
             </w:r>
             <w:r>
               <w:rPr>
-                <w:rFonts w:ascii="Heiti TC" w:hAnsi="Heiti TC" w:eastAsia="Heiti TC"/>
+                <w:rFonts w:ascii="Arial Unicode MS" w:hAnsi="Arial Unicode MS" w:eastAsia="Arial Unicode MS"/>
                 <w:b w:val="0"/>
                 <w:i w:val="0"/>
                 <w:color w:val="1A2340"/>
@@ -280,13 +280,13 @@
       </w:pPr>
       <w:r>
         <w:rPr>
-          <w:rFonts w:ascii="Heiti TC" w:hAnsi="Heiti TC" w:eastAsia="Heiti TC"/>
+          <w:rFonts w:ascii="Arial Unicode MS" w:hAnsi="Arial Unicode MS" w:eastAsia="Arial Unicode MS"/>
           <w:b w:val="0"/>
           <w:i w:val="0"/>
           <w:color w:val="5B6573"/>
           <w:sz w:val="22"/>
         </w:rPr>
-        <w:t>本人保存原作、提問、比較與最後決定；W5 才與 W2、W4 一起查核 Gate 1。AI／同學可提問或選細節，但理解、決定、核對與責任仍由你負責；不要求分享私人內容。</w:t>
+        <w:t>下課前整本收回保管；W5 再用 W2、W4 與本週原作查核學習關卡 1。AI／同學只能提問或選細節；你要看懂建議、決定怎麼用，並確認短文符合自己的記憶。不要求分享私人內容。</w:t>
       </w:r>
     </w:p>
     <w:p>
@@ -297,7 +297,7 @@
       </w:pPr>
       <w:r>
         <w:rPr>
-          <w:rFonts w:ascii="JetBrains Mono" w:hAnsi="JetBrains Mono" w:eastAsia="Heiti TC"/>
+          <w:rFonts w:ascii="JetBrains Mono" w:hAnsi="JetBrains Mono" w:eastAsia="Arial Unicode MS"/>
           <w:b/>
           <w:i w:val="0"/>
           <w:color w:val="1D4ED8"/>
@@ -307,7 +307,7 @@
       </w:r>
       <w:r>
         <w:rPr>
-          <w:rFonts w:ascii="Heiti TC" w:hAnsi="Heiti TC" w:eastAsia="Heiti TC"/>
+          <w:rFonts w:ascii="Arial Unicode MS" w:hAnsi="Arial Unicode MS" w:eastAsia="Arial Unicode MS"/>
           <w:b w:val="0"/>
           <w:i w:val="0"/>
           <w:color w:val="1D4ED8"/>
@@ -317,7 +317,7 @@
       </w:r>
       <w:r>
         <w:rPr>
-          <w:rFonts w:ascii="Heiti TC" w:hAnsi="Heiti TC" w:eastAsia="Heiti TC"/>
+          <w:rFonts w:ascii="Arial Unicode MS" w:hAnsi="Arial Unicode MS" w:eastAsia="Arial Unicode MS"/>
           <w:b/>
           <w:i w:val="0"/>
           <w:color w:val="1A2340"/>
@@ -334,7 +334,7 @@
       </w:pPr>
       <w:r>
         <w:rPr>
-          <w:rFonts w:ascii="Heiti TC" w:hAnsi="Heiti TC" w:eastAsia="Heiti TC"/>
+          <w:rFonts w:ascii="Arial Unicode MS" w:hAnsi="Arial Unicode MS" w:eastAsia="Arial Unicode MS"/>
           <w:b/>
           <w:i w:val="0"/>
           <w:color w:val="1D4ED8"/>
@@ -344,7 +344,7 @@
       </w:r>
       <w:r>
         <w:rPr>
-          <w:rFonts w:ascii="Heiti TC" w:hAnsi="Heiti TC" w:eastAsia="Heiti TC"/>
+          <w:rFonts w:ascii="Arial Unicode MS" w:hAnsi="Arial Unicode MS" w:eastAsia="Arial Unicode MS"/>
           <w:b w:val="0"/>
           <w:i w:val="0"/>
           <w:color w:val="7B8491"/>
@@ -354,7 +354,7 @@
       </w:r>
       <w:r>
         <w:rPr>
-          <w:rFonts w:ascii="Heiti TC" w:hAnsi="Heiti TC" w:eastAsia="Heiti TC"/>
+          <w:rFonts w:ascii="Arial Unicode MS" w:hAnsi="Arial Unicode MS" w:eastAsia="Arial Unicode MS"/>
           <w:b w:val="0"/>
           <w:i w:val="0"/>
           <w:color w:val="1A2340"/>
@@ -402,7 +402,7 @@
             </w:pPr>
             <w:r>
               <w:rPr>
-                <w:rFonts w:ascii="JetBrains Mono" w:hAnsi="JetBrains Mono" w:eastAsia="Heiti TC"/>
+                <w:rFonts w:ascii="JetBrains Mono" w:hAnsi="JetBrains Mono" w:eastAsia="Arial Unicode MS"/>
                 <w:b/>
                 <w:i w:val="0"/>
                 <w:color w:val="1D4ED8"/>
@@ -412,7 +412,7 @@
             </w:r>
             <w:r>
               <w:rPr>
-                <w:rFonts w:ascii="Heiti TC" w:hAnsi="Heiti TC" w:eastAsia="Heiti TC"/>
+                <w:rFonts w:ascii="Arial Unicode MS" w:hAnsi="Arial Unicode MS" w:eastAsia="Arial Unicode MS"/>
                 <w:b w:val="0"/>
                 <w:i w:val="0"/>
                 <w:color w:val="5B6573"/>
@@ -445,7 +445,7 @@
             </w:pPr>
             <w:r>
               <w:rPr>
-                <w:rFonts w:ascii="JetBrains Mono" w:hAnsi="JetBrains Mono" w:eastAsia="Heiti TC"/>
+                <w:rFonts w:ascii="JetBrains Mono" w:hAnsi="JetBrains Mono" w:eastAsia="Arial Unicode MS"/>
                 <w:b/>
                 <w:i w:val="0"/>
                 <w:color w:val="1D4ED8"/>
@@ -455,7 +455,7 @@
             </w:r>
             <w:r>
               <w:rPr>
-                <w:rFonts w:ascii="Heiti TC" w:hAnsi="Heiti TC" w:eastAsia="Heiti TC"/>
+                <w:rFonts w:ascii="Arial Unicode MS" w:hAnsi="Arial Unicode MS" w:eastAsia="Arial Unicode MS"/>
                 <w:b w:val="0"/>
                 <w:i w:val="0"/>
                 <w:color w:val="5B6573"/>
@@ -493,7 +493,7 @@
             </w:pPr>
             <w:r>
               <w:rPr>
-                <w:rFonts w:ascii="JetBrains Mono" w:hAnsi="JetBrains Mono" w:eastAsia="Heiti TC"/>
+                <w:rFonts w:ascii="JetBrains Mono" w:hAnsi="JetBrains Mono" w:eastAsia="Arial Unicode MS"/>
                 <w:b/>
                 <w:i w:val="0"/>
                 <w:color w:val="1D4ED8"/>
@@ -503,7 +503,7 @@
             </w:r>
             <w:r>
               <w:rPr>
-                <w:rFonts w:ascii="Heiti TC" w:hAnsi="Heiti TC" w:eastAsia="Heiti TC"/>
+                <w:rFonts w:ascii="Arial Unicode MS" w:hAnsi="Arial Unicode MS" w:eastAsia="Arial Unicode MS"/>
                 <w:b w:val="0"/>
                 <w:i w:val="0"/>
                 <w:color w:val="5B6573"/>
@@ -536,7 +536,7 @@
             </w:pPr>
             <w:r>
               <w:rPr>
-                <w:rFonts w:ascii="JetBrains Mono" w:hAnsi="JetBrains Mono" w:eastAsia="Heiti TC"/>
+                <w:rFonts w:ascii="JetBrains Mono" w:hAnsi="JetBrains Mono" w:eastAsia="Arial Unicode MS"/>
                 <w:b/>
                 <w:i w:val="0"/>
                 <w:color w:val="1D4ED8"/>
@@ -546,7 +546,7 @@
             </w:r>
             <w:r>
               <w:rPr>
-                <w:rFonts w:ascii="Heiti TC" w:hAnsi="Heiti TC" w:eastAsia="Heiti TC"/>
+                <w:rFonts w:ascii="Arial Unicode MS" w:hAnsi="Arial Unicode MS" w:eastAsia="Arial Unicode MS"/>
                 <w:b w:val="0"/>
                 <w:i w:val="0"/>
                 <w:color w:val="5B6573"/>
@@ -584,7 +584,7 @@
             </w:pPr>
             <w:r>
               <w:rPr>
-                <w:rFonts w:ascii="JetBrains Mono" w:hAnsi="JetBrains Mono" w:eastAsia="Heiti TC"/>
+                <w:rFonts w:ascii="JetBrains Mono" w:hAnsi="JetBrains Mono" w:eastAsia="Arial Unicode MS"/>
                 <w:b/>
                 <w:i w:val="0"/>
                 <w:color w:val="1D4ED8"/>
@@ -594,7 +594,7 @@
             </w:r>
             <w:r>
               <w:rPr>
-                <w:rFonts w:ascii="Heiti TC" w:hAnsi="Heiti TC" w:eastAsia="Heiti TC"/>
+                <w:rFonts w:ascii="Arial Unicode MS" w:hAnsi="Arial Unicode MS" w:eastAsia="Arial Unicode MS"/>
                 <w:b w:val="0"/>
                 <w:i w:val="0"/>
                 <w:color w:val="5B6573"/>
@@ -627,7 +627,7 @@
             </w:pPr>
             <w:r>
               <w:rPr>
-                <w:rFonts w:ascii="JetBrains Mono" w:hAnsi="JetBrains Mono" w:eastAsia="Heiti TC"/>
+                <w:rFonts w:ascii="JetBrains Mono" w:hAnsi="JetBrains Mono" w:eastAsia="Arial Unicode MS"/>
                 <w:b/>
                 <w:i w:val="0"/>
                 <w:color w:val="1D4ED8"/>
@@ -637,7 +637,7 @@
             </w:r>
             <w:r>
               <w:rPr>
-                <w:rFonts w:ascii="Heiti TC" w:hAnsi="Heiti TC" w:eastAsia="Heiti TC"/>
+                <w:rFonts w:ascii="Arial Unicode MS" w:hAnsi="Arial Unicode MS" w:eastAsia="Arial Unicode MS"/>
                 <w:b w:val="0"/>
                 <w:i w:val="0"/>
                 <w:color w:val="5B6573"/>
@@ -675,7 +675,7 @@
             </w:pPr>
             <w:r>
               <w:rPr>
-                <w:rFonts w:ascii="JetBrains Mono" w:hAnsi="JetBrains Mono" w:eastAsia="Heiti TC"/>
+                <w:rFonts w:ascii="JetBrains Mono" w:hAnsi="JetBrains Mono" w:eastAsia="Arial Unicode MS"/>
                 <w:b/>
                 <w:i w:val="0"/>
                 <w:color w:val="1D4ED8"/>
@@ -685,7 +685,7 @@
             </w:r>
             <w:r>
               <w:rPr>
-                <w:rFonts w:ascii="Heiti TC" w:hAnsi="Heiti TC" w:eastAsia="Heiti TC"/>
+                <w:rFonts w:ascii="Arial Unicode MS" w:hAnsi="Arial Unicode MS" w:eastAsia="Arial Unicode MS"/>
                 <w:b w:val="0"/>
                 <w:i w:val="0"/>
                 <w:color w:val="5B6573"/>
@@ -718,7 +718,7 @@
             </w:pPr>
             <w:r>
               <w:rPr>
-                <w:rFonts w:ascii="JetBrains Mono" w:hAnsi="JetBrains Mono" w:eastAsia="Heiti TC"/>
+                <w:rFonts w:ascii="JetBrains Mono" w:hAnsi="JetBrains Mono" w:eastAsia="Arial Unicode MS"/>
                 <w:b/>
                 <w:i w:val="0"/>
                 <w:color w:val="1D4ED8"/>
@@ -728,7 +728,7 @@
             </w:r>
             <w:r>
               <w:rPr>
-                <w:rFonts w:ascii="Heiti TC" w:hAnsi="Heiti TC" w:eastAsia="Heiti TC"/>
+                <w:rFonts w:ascii="Arial Unicode MS" w:hAnsi="Arial Unicode MS" w:eastAsia="Arial Unicode MS"/>
                 <w:b w:val="0"/>
                 <w:i w:val="0"/>
                 <w:color w:val="5B6573"/>
@@ -766,7 +766,7 @@
             </w:pPr>
             <w:r>
               <w:rPr>
-                <w:rFonts w:ascii="JetBrains Mono" w:hAnsi="JetBrains Mono" w:eastAsia="Heiti TC"/>
+                <w:rFonts w:ascii="JetBrains Mono" w:hAnsi="JetBrains Mono" w:eastAsia="Arial Unicode MS"/>
                 <w:b/>
                 <w:i w:val="0"/>
                 <w:color w:val="1D4ED8"/>
@@ -776,7 +776,7 @@
             </w:r>
             <w:r>
               <w:rPr>
-                <w:rFonts w:ascii="Heiti TC" w:hAnsi="Heiti TC" w:eastAsia="Heiti TC"/>
+                <w:rFonts w:ascii="Arial Unicode MS" w:hAnsi="Arial Unicode MS" w:eastAsia="Arial Unicode MS"/>
                 <w:b w:val="0"/>
                 <w:i w:val="0"/>
                 <w:color w:val="5B6573"/>
@@ -809,7 +809,7 @@
             </w:pPr>
             <w:r>
               <w:rPr>
-                <w:rFonts w:ascii="JetBrains Mono" w:hAnsi="JetBrains Mono" w:eastAsia="Heiti TC"/>
+                <w:rFonts w:ascii="JetBrains Mono" w:hAnsi="JetBrains Mono" w:eastAsia="Arial Unicode MS"/>
                 <w:b/>
                 <w:i w:val="0"/>
                 <w:color w:val="1D4ED8"/>
@@ -819,7 +819,7 @@
             </w:r>
             <w:r>
               <w:rPr>
-                <w:rFonts w:ascii="Heiti TC" w:hAnsi="Heiti TC" w:eastAsia="Heiti TC"/>
+                <w:rFonts w:ascii="Arial Unicode MS" w:hAnsi="Arial Unicode MS" w:eastAsia="Arial Unicode MS"/>
                 <w:b w:val="0"/>
                 <w:i w:val="0"/>
                 <w:color w:val="5B6573"/>
@@ -839,7 +839,7 @@
       </w:pPr>
       <w:r>
         <w:rPr>
-          <w:rFonts w:ascii="JetBrains Mono" w:hAnsi="JetBrains Mono" w:eastAsia="Heiti TC"/>
+          <w:rFonts w:ascii="JetBrains Mono" w:hAnsi="JetBrains Mono" w:eastAsia="Arial Unicode MS"/>
           <w:b/>
           <w:i w:val="0"/>
           <w:color w:val="1D4ED8"/>
@@ -849,7 +849,7 @@
       </w:r>
       <w:r>
         <w:rPr>
-          <w:rFonts w:ascii="Heiti TC" w:hAnsi="Heiti TC" w:eastAsia="Heiti TC"/>
+          <w:rFonts w:ascii="Arial Unicode MS" w:hAnsi="Arial Unicode MS" w:eastAsia="Arial Unicode MS"/>
           <w:b w:val="0"/>
           <w:i w:val="0"/>
           <w:color w:val="1D4ED8"/>
@@ -859,7 +859,7 @@
       </w:r>
       <w:r>
         <w:rPr>
-          <w:rFonts w:ascii="Heiti TC" w:hAnsi="Heiti TC" w:eastAsia="Heiti TC"/>
+          <w:rFonts w:ascii="Arial Unicode MS" w:hAnsi="Arial Unicode MS" w:eastAsia="Arial Unicode MS"/>
           <w:b/>
           <w:i w:val="0"/>
           <w:color w:val="1A2340"/>
@@ -876,7 +876,7 @@
       </w:pPr>
       <w:r>
         <w:rPr>
-          <w:rFonts w:ascii="Heiti TC" w:hAnsi="Heiti TC" w:eastAsia="Heiti TC"/>
+          <w:rFonts w:ascii="Arial Unicode MS" w:hAnsi="Arial Unicode MS" w:eastAsia="Arial Unicode MS"/>
           <w:b/>
           <w:i w:val="0"/>
           <w:color w:val="1D4ED8"/>
@@ -886,7 +886,7 @@
       </w:r>
       <w:r>
         <w:rPr>
-          <w:rFonts w:ascii="Heiti TC" w:hAnsi="Heiti TC" w:eastAsia="Heiti TC"/>
+          <w:rFonts w:ascii="Arial Unicode MS" w:hAnsi="Arial Unicode MS" w:eastAsia="Arial Unicode MS"/>
           <w:b w:val="0"/>
           <w:i w:val="0"/>
           <w:color w:val="7B8491"/>
@@ -896,7 +896,7 @@
       </w:r>
       <w:r>
         <w:rPr>
-          <w:rFonts w:ascii="Heiti TC" w:hAnsi="Heiti TC" w:eastAsia="Heiti TC"/>
+          <w:rFonts w:ascii="Arial Unicode MS" w:hAnsi="Arial Unicode MS" w:eastAsia="Arial Unicode MS"/>
           <w:b w:val="0"/>
           <w:i w:val="0"/>
           <w:color w:val="1A2340"/>
@@ -913,7 +913,7 @@
       </w:pPr>
       <w:r>
         <w:rPr>
-          <w:rFonts w:ascii="Heiti TC" w:hAnsi="Heiti TC" w:eastAsia="Heiti TC"/>
+          <w:rFonts w:ascii="Arial Unicode MS" w:hAnsi="Arial Unicode MS" w:eastAsia="Arial Unicode MS"/>
           <w:b w:val="0"/>
           <w:i w:val="0"/>
           <w:color w:val="5B6573"/>
@@ -923,7 +923,7 @@
       </w:r>
       <w:r>
         <w:rPr>
-          <w:rFonts w:ascii="JetBrains Mono" w:hAnsi="JetBrains Mono" w:eastAsia="Heiti TC"/>
+          <w:rFonts w:ascii="JetBrains Mono" w:hAnsi="JetBrains Mono" w:eastAsia="Arial Unicode MS"/>
           <w:b w:val="0"/>
           <w:i w:val="0"/>
           <w:color w:val="1A2340"/>
@@ -933,7 +933,7 @@
       </w:r>
       <w:r>
         <w:rPr>
-          <w:rFonts w:ascii="Heiti TC" w:hAnsi="Heiti TC" w:eastAsia="Heiti TC"/>
+          <w:rFonts w:ascii="Arial Unicode MS" w:hAnsi="Arial Unicode MS" w:eastAsia="Arial Unicode MS"/>
           <w:b w:val="0"/>
           <w:i w:val="0"/>
           <w:color w:val="5B6573"/>
@@ -950,7 +950,7 @@
       </w:pPr>
       <w:r>
         <w:rPr>
-          <w:rFonts w:ascii="Heiti TC" w:hAnsi="Heiti TC" w:eastAsia="Heiti TC"/>
+          <w:rFonts w:ascii="Arial Unicode MS" w:hAnsi="Arial Unicode MS" w:eastAsia="Arial Unicode MS"/>
           <w:b w:val="0"/>
           <w:i w:val="0"/>
           <w:color w:val="5B6573"/>
@@ -960,7 +960,7 @@
       </w:r>
       <w:r>
         <w:rPr>
-          <w:rFonts w:ascii="JetBrains Mono" w:hAnsi="JetBrains Mono" w:eastAsia="Heiti TC"/>
+          <w:rFonts w:ascii="JetBrains Mono" w:hAnsi="JetBrains Mono" w:eastAsia="Arial Unicode MS"/>
           <w:b w:val="0"/>
           <w:i w:val="0"/>
           <w:color w:val="1A2340"/>
@@ -970,7 +970,7 @@
       </w:r>
       <w:r>
         <w:rPr>
-          <w:rFonts w:ascii="Heiti TC" w:hAnsi="Heiti TC" w:eastAsia="Heiti TC"/>
+          <w:rFonts w:ascii="Arial Unicode MS" w:hAnsi="Arial Unicode MS" w:eastAsia="Arial Unicode MS"/>
           <w:b w:val="0"/>
           <w:i w:val="0"/>
           <w:color w:val="5B6573"/>
@@ -986,7 +986,7 @@
       </w:pPr>
       <w:r>
         <w:rPr>
-          <w:rFonts w:ascii="Heiti TC" w:hAnsi="Heiti TC" w:eastAsia="Heiti TC"/>
+          <w:rFonts w:ascii="Arial Unicode MS" w:hAnsi="Arial Unicode MS" w:eastAsia="Arial Unicode MS"/>
           <w:b w:val="0"/>
           <w:i w:val="0"/>
           <w:color w:val="5B6573"/>
@@ -996,7 +996,7 @@
       </w:r>
       <w:r>
         <w:rPr>
-          <w:rFonts w:ascii="JetBrains Mono" w:hAnsi="JetBrains Mono" w:eastAsia="Heiti TC"/>
+          <w:rFonts w:ascii="JetBrains Mono" w:hAnsi="JetBrains Mono" w:eastAsia="Arial Unicode MS"/>
           <w:b w:val="0"/>
           <w:i w:val="0"/>
           <w:color w:val="1A2340"/>
@@ -1006,7 +1006,7 @@
       </w:r>
       <w:r>
         <w:rPr>
-          <w:rFonts w:ascii="Heiti TC" w:hAnsi="Heiti TC" w:eastAsia="Heiti TC"/>
+          <w:rFonts w:ascii="Arial Unicode MS" w:hAnsi="Arial Unicode MS" w:eastAsia="Arial Unicode MS"/>
           <w:b w:val="0"/>
           <w:i w:val="0"/>
           <w:color w:val="5B6573"/>
@@ -1023,7 +1023,7 @@
       </w:pPr>
       <w:r>
         <w:rPr>
-          <w:rFonts w:ascii="Heiti TC" w:hAnsi="Heiti TC" w:eastAsia="Heiti TC"/>
+          <w:rFonts w:ascii="Arial Unicode MS" w:hAnsi="Arial Unicode MS" w:eastAsia="Arial Unicode MS"/>
           <w:b w:val="0"/>
           <w:i w:val="0"/>
           <w:color w:val="5B6573"/>
@@ -1049,7 +1049,7 @@
       </w:pPr>
       <w:r>
         <w:rPr>
-          <w:rFonts w:ascii="JetBrains Mono" w:hAnsi="JetBrains Mono" w:eastAsia="Heiti TC"/>
+          <w:rFonts w:ascii="JetBrains Mono" w:hAnsi="JetBrains Mono" w:eastAsia="Arial Unicode MS"/>
           <w:b/>
           <w:i w:val="0"/>
           <w:color w:val="1D4ED8"/>
@@ -1066,7 +1066,7 @@
       </w:pPr>
       <w:r>
         <w:rPr>
-          <w:rFonts w:ascii="Heiti TC" w:hAnsi="Heiti TC" w:eastAsia="Heiti TC"/>
+          <w:rFonts w:ascii="Arial Unicode MS" w:hAnsi="Arial Unicode MS" w:eastAsia="Arial Unicode MS"/>
           <w:b/>
           <w:i w:val="0"/>
           <w:color w:val="1A2340"/>
@@ -1083,7 +1083,7 @@
       </w:pPr>
       <w:r>
         <w:rPr>
-          <w:rFonts w:ascii="Heiti TC" w:hAnsi="Heiti TC" w:eastAsia="Heiti TC"/>
+          <w:rFonts w:ascii="Arial Unicode MS" w:hAnsi="Arial Unicode MS" w:eastAsia="Arial Unicode MS"/>
           <w:b w:val="0"/>
           <w:i w:val="0"/>
           <w:color w:val="5B6573"/>
@@ -1100,7 +1100,7 @@
       </w:pPr>
       <w:r>
         <w:rPr>
-          <w:rFonts w:ascii="JetBrains Mono" w:hAnsi="JetBrains Mono" w:eastAsia="Heiti TC"/>
+          <w:rFonts w:ascii="JetBrains Mono" w:hAnsi="JetBrains Mono" w:eastAsia="Arial Unicode MS"/>
           <w:b/>
           <w:i w:val="0"/>
           <w:color w:val="1D4ED8"/>
@@ -1110,7 +1110,7 @@
       </w:r>
       <w:r>
         <w:rPr>
-          <w:rFonts w:ascii="Heiti TC" w:hAnsi="Heiti TC" w:eastAsia="Heiti TC"/>
+          <w:rFonts w:ascii="Arial Unicode MS" w:hAnsi="Arial Unicode MS" w:eastAsia="Arial Unicode MS"/>
           <w:b w:val="0"/>
           <w:i w:val="0"/>
           <w:color w:val="1D4ED8"/>
@@ -1120,7 +1120,7 @@
       </w:r>
       <w:r>
         <w:rPr>
-          <w:rFonts w:ascii="Heiti TC" w:hAnsi="Heiti TC" w:eastAsia="Heiti TC"/>
+          <w:rFonts w:ascii="Arial Unicode MS" w:hAnsi="Arial Unicode MS" w:eastAsia="Arial Unicode MS"/>
           <w:b/>
           <w:i w:val="0"/>
           <w:color w:val="1A2340"/>
@@ -1137,7 +1137,7 @@
       </w:pPr>
       <w:r>
         <w:rPr>
-          <w:rFonts w:ascii="Heiti TC" w:hAnsi="Heiti TC" w:eastAsia="Heiti TC"/>
+          <w:rFonts w:ascii="Arial Unicode MS" w:hAnsi="Arial Unicode MS" w:eastAsia="Arial Unicode MS"/>
           <w:b w:val="0"/>
           <w:i w:val="0"/>
           <w:color w:val="5B6573"/>
@@ -1147,7 +1147,7 @@
       </w:r>
       <w:r>
         <w:rPr>
-          <w:rFonts w:ascii="JetBrains Mono" w:hAnsi="JetBrains Mono" w:eastAsia="Heiti TC"/>
+          <w:rFonts w:ascii="JetBrains Mono" w:hAnsi="JetBrains Mono" w:eastAsia="Arial Unicode MS"/>
           <w:b w:val="0"/>
           <w:i w:val="0"/>
           <w:color w:val="1A2340"/>
@@ -1157,7 +1157,7 @@
       </w:r>
       <w:r>
         <w:rPr>
-          <w:rFonts w:ascii="Heiti TC" w:hAnsi="Heiti TC" w:eastAsia="Heiti TC"/>
+          <w:rFonts w:ascii="Arial Unicode MS" w:hAnsi="Arial Unicode MS" w:eastAsia="Arial Unicode MS"/>
           <w:b w:val="0"/>
           <w:i w:val="0"/>
           <w:color w:val="5B6573"/>
@@ -1174,7 +1174,7 @@
       </w:pPr>
       <w:r>
         <w:rPr>
-          <w:rFonts w:ascii="Heiti TC" w:hAnsi="Heiti TC" w:eastAsia="Heiti TC"/>
+          <w:rFonts w:ascii="Arial Unicode MS" w:hAnsi="Arial Unicode MS" w:eastAsia="Arial Unicode MS"/>
           <w:b w:val="0"/>
           <w:i w:val="0"/>
           <w:color w:val="5B6573"/>
@@ -1184,7 +1184,7 @@
       </w:r>
       <w:r>
         <w:rPr>
-          <w:rFonts w:ascii="JetBrains Mono" w:hAnsi="JetBrains Mono" w:eastAsia="Heiti TC"/>
+          <w:rFonts w:ascii="JetBrains Mono" w:hAnsi="JetBrains Mono" w:eastAsia="Arial Unicode MS"/>
           <w:b w:val="0"/>
           <w:i w:val="0"/>
           <w:color w:val="1A2340"/>
@@ -1194,7 +1194,7 @@
       </w:r>
       <w:r>
         <w:rPr>
-          <w:rFonts w:ascii="Heiti TC" w:hAnsi="Heiti TC" w:eastAsia="Heiti TC"/>
+          <w:rFonts w:ascii="Arial Unicode MS" w:hAnsi="Arial Unicode MS" w:eastAsia="Arial Unicode MS"/>
           <w:b w:val="0"/>
           <w:i w:val="0"/>
           <w:color w:val="5B6573"/>
@@ -1211,7 +1211,7 @@
       </w:pPr>
       <w:r>
         <w:rPr>
-          <w:rFonts w:ascii="Heiti TC" w:hAnsi="Heiti TC" w:eastAsia="Heiti TC"/>
+          <w:rFonts w:ascii="Arial Unicode MS" w:hAnsi="Arial Unicode MS" w:eastAsia="Arial Unicode MS"/>
           <w:b w:val="0"/>
           <w:i w:val="0"/>
           <w:color w:val="5B6573"/>
@@ -1221,7 +1221,7 @@
       </w:r>
       <w:r>
         <w:rPr>
-          <w:rFonts w:ascii="JetBrains Mono" w:hAnsi="JetBrains Mono" w:eastAsia="Heiti TC"/>
+          <w:rFonts w:ascii="JetBrains Mono" w:hAnsi="JetBrains Mono" w:eastAsia="Arial Unicode MS"/>
           <w:b w:val="0"/>
           <w:i w:val="0"/>
           <w:color w:val="1A2340"/>
@@ -1231,7 +1231,7 @@
       </w:r>
       <w:r>
         <w:rPr>
-          <w:rFonts w:ascii="Heiti TC" w:hAnsi="Heiti TC" w:eastAsia="Heiti TC"/>
+          <w:rFonts w:ascii="Arial Unicode MS" w:hAnsi="Arial Unicode MS" w:eastAsia="Arial Unicode MS"/>
           <w:b w:val="0"/>
           <w:i w:val="0"/>
           <w:color w:val="5B6573"/>
@@ -1277,7 +1277,7 @@
             </w:pPr>
             <w:r>
               <w:rPr>
-                <w:rFonts w:ascii="Heiti TC" w:hAnsi="Heiti TC" w:eastAsia="Heiti TC"/>
+                <w:rFonts w:ascii="Arial Unicode MS" w:hAnsi="Arial Unicode MS" w:eastAsia="Arial Unicode MS"/>
                 <w:b/>
                 <w:i w:val="0"/>
                 <w:color w:val="C2414D"/>
@@ -1287,7 +1287,7 @@
             </w:r>
             <w:r>
               <w:rPr>
-                <w:rFonts w:ascii="Heiti TC" w:hAnsi="Heiti TC" w:eastAsia="Heiti TC"/>
+                <w:rFonts w:ascii="Arial Unicode MS" w:hAnsi="Arial Unicode MS" w:eastAsia="Arial Unicode MS"/>
                 <w:b w:val="0"/>
                 <w:i w:val="0"/>
                 <w:color w:val="1A2340"/>
@@ -1307,7 +1307,7 @@
       </w:pPr>
       <w:r>
         <w:rPr>
-          <w:rFonts w:ascii="JetBrains Mono" w:hAnsi="JetBrains Mono" w:eastAsia="Heiti TC"/>
+          <w:rFonts w:ascii="JetBrains Mono" w:hAnsi="JetBrains Mono" w:eastAsia="Arial Unicode MS"/>
           <w:b/>
           <w:i w:val="0"/>
           <w:color w:val="1D4ED8"/>
@@ -1317,7 +1317,7 @@
       </w:r>
       <w:r>
         <w:rPr>
-          <w:rFonts w:ascii="Heiti TC" w:hAnsi="Heiti TC" w:eastAsia="Heiti TC"/>
+          <w:rFonts w:ascii="Arial Unicode MS" w:hAnsi="Arial Unicode MS" w:eastAsia="Arial Unicode MS"/>
           <w:b w:val="0"/>
           <w:i w:val="0"/>
           <w:color w:val="1D4ED8"/>
@@ -1327,7 +1327,7 @@
       </w:r>
       <w:r>
         <w:rPr>
-          <w:rFonts w:ascii="Heiti TC" w:hAnsi="Heiti TC" w:eastAsia="Heiti TC"/>
+          <w:rFonts w:ascii="Arial Unicode MS" w:hAnsi="Arial Unicode MS" w:eastAsia="Arial Unicode MS"/>
           <w:b/>
           <w:i w:val="0"/>
           <w:color w:val="1A2340"/>
@@ -1374,7 +1374,7 @@
             </w:pPr>
             <w:r>
               <w:rPr>
-                <w:rFonts w:ascii="Heiti TC" w:hAnsi="Heiti TC" w:eastAsia="Heiti TC"/>
+                <w:rFonts w:ascii="Arial Unicode MS" w:hAnsi="Arial Unicode MS" w:eastAsia="Arial Unicode MS"/>
                 <w:b w:val="0"/>
                 <w:i w:val="0"/>
                 <w:color w:val="1A2340"/>
@@ -1394,7 +1394,7 @@
       </w:pPr>
       <w:r>
         <w:rPr>
-          <w:rFonts w:ascii="Heiti TC" w:hAnsi="Heiti TC" w:eastAsia="Heiti TC"/>
+          <w:rFonts w:ascii="Arial Unicode MS" w:hAnsi="Arial Unicode MS" w:eastAsia="Arial Unicode MS"/>
           <w:b w:val="0"/>
           <w:i w:val="0"/>
           <w:color w:val="5B6573"/>
@@ -1440,7 +1440,7 @@
             </w:pPr>
             <w:r>
               <w:rPr>
-                <w:rFonts w:ascii="Heiti TC" w:hAnsi="Heiti TC" w:eastAsia="Heiti TC"/>
+                <w:rFonts w:ascii="Arial Unicode MS" w:hAnsi="Arial Unicode MS" w:eastAsia="Arial Unicode MS"/>
                 <w:b/>
                 <w:i w:val="0"/>
                 <w:color w:val="1A2340"/>
@@ -1474,7 +1474,7 @@
             </w:pPr>
             <w:r>
               <w:rPr>
-                <w:rFonts w:ascii="Heiti TC" w:hAnsi="Heiti TC" w:eastAsia="Heiti TC"/>
+                <w:rFonts w:ascii="Arial Unicode MS" w:hAnsi="Arial Unicode MS" w:eastAsia="Arial Unicode MS"/>
                 <w:b/>
                 <w:i w:val="0"/>
                 <w:color w:val="1A2340"/>
@@ -1512,7 +1512,7 @@
             </w:pPr>
             <w:r>
               <w:rPr>
-                <w:rFonts w:ascii="JetBrains Mono" w:hAnsi="JetBrains Mono" w:eastAsia="Heiti TC"/>
+                <w:rFonts w:ascii="JetBrains Mono" w:hAnsi="JetBrains Mono" w:eastAsia="Arial Unicode MS"/>
                 <w:b/>
                 <w:i w:val="0"/>
                 <w:color w:val="1D4ED8"/>
@@ -1575,7 +1575,7 @@
             </w:pPr>
             <w:r>
               <w:rPr>
-                <w:rFonts w:ascii="JetBrains Mono" w:hAnsi="JetBrains Mono" w:eastAsia="Heiti TC"/>
+                <w:rFonts w:ascii="JetBrains Mono" w:hAnsi="JetBrains Mono" w:eastAsia="Arial Unicode MS"/>
                 <w:b/>
                 <w:i w:val="0"/>
                 <w:color w:val="1D4ED8"/>
@@ -1638,7 +1638,7 @@
             </w:pPr>
             <w:r>
               <w:rPr>
-                <w:rFonts w:ascii="JetBrains Mono" w:hAnsi="JetBrains Mono" w:eastAsia="Heiti TC"/>
+                <w:rFonts w:ascii="JetBrains Mono" w:hAnsi="JetBrains Mono" w:eastAsia="Arial Unicode MS"/>
                 <w:b/>
                 <w:i w:val="0"/>
                 <w:color w:val="1D4ED8"/>
@@ -1701,7 +1701,7 @@
             </w:pPr>
             <w:r>
               <w:rPr>
-                <w:rFonts w:ascii="JetBrains Mono" w:hAnsi="JetBrains Mono" w:eastAsia="Heiti TC"/>
+                <w:rFonts w:ascii="JetBrains Mono" w:hAnsi="JetBrains Mono" w:eastAsia="Arial Unicode MS"/>
                 <w:b/>
                 <w:i w:val="0"/>
                 <w:color w:val="1D4ED8"/>
@@ -1764,7 +1764,7 @@
             </w:pPr>
             <w:r>
               <w:rPr>
-                <w:rFonts w:ascii="JetBrains Mono" w:hAnsi="JetBrains Mono" w:eastAsia="Heiti TC"/>
+                <w:rFonts w:ascii="JetBrains Mono" w:hAnsi="JetBrains Mono" w:eastAsia="Arial Unicode MS"/>
                 <w:b/>
                 <w:i w:val="0"/>
                 <w:color w:val="1D4ED8"/>
@@ -1827,7 +1827,7 @@
             </w:pPr>
             <w:r>
               <w:rPr>
-                <w:rFonts w:ascii="JetBrains Mono" w:hAnsi="JetBrains Mono" w:eastAsia="Heiti TC"/>
+                <w:rFonts w:ascii="JetBrains Mono" w:hAnsi="JetBrains Mono" w:eastAsia="Arial Unicode MS"/>
                 <w:b/>
                 <w:i w:val="0"/>
                 <w:color w:val="1D4ED8"/>
@@ -1881,7 +1881,7 @@
       </w:pPr>
       <w:r>
         <w:rPr>
-          <w:rFonts w:ascii="JetBrains Mono" w:hAnsi="JetBrains Mono" w:eastAsia="Heiti TC"/>
+          <w:rFonts w:ascii="JetBrains Mono" w:hAnsi="JetBrains Mono" w:eastAsia="Arial Unicode MS"/>
           <w:b/>
           <w:i w:val="0"/>
           <w:color w:val="1D4ED8"/>
@@ -1898,7 +1898,7 @@
       </w:pPr>
       <w:r>
         <w:rPr>
-          <w:rFonts w:ascii="Heiti TC" w:hAnsi="Heiti TC" w:eastAsia="Heiti TC"/>
+          <w:rFonts w:ascii="Arial Unicode MS" w:hAnsi="Arial Unicode MS" w:eastAsia="Arial Unicode MS"/>
           <w:b/>
           <w:i w:val="0"/>
           <w:color w:val="1A2340"/>
@@ -1915,7 +1915,7 @@
       </w:pPr>
       <w:r>
         <w:rPr>
-          <w:rFonts w:ascii="Heiti TC" w:hAnsi="Heiti TC" w:eastAsia="Heiti TC"/>
+          <w:rFonts w:ascii="Arial Unicode MS" w:hAnsi="Arial Unicode MS" w:eastAsia="Arial Unicode MS"/>
           <w:b w:val="0"/>
           <w:i w:val="0"/>
           <w:color w:val="5B6573"/>
@@ -1932,7 +1932,7 @@
       </w:pPr>
       <w:r>
         <w:rPr>
-          <w:rFonts w:ascii="JetBrains Mono" w:hAnsi="JetBrains Mono" w:eastAsia="Heiti TC"/>
+          <w:rFonts w:ascii="JetBrains Mono" w:hAnsi="JetBrains Mono" w:eastAsia="Arial Unicode MS"/>
           <w:b/>
           <w:i w:val="0"/>
           <w:color w:val="1D4ED8"/>
@@ -1942,7 +1942,7 @@
       </w:r>
       <w:r>
         <w:rPr>
-          <w:rFonts w:ascii="Heiti TC" w:hAnsi="Heiti TC" w:eastAsia="Heiti TC"/>
+          <w:rFonts w:ascii="Arial Unicode MS" w:hAnsi="Arial Unicode MS" w:eastAsia="Arial Unicode MS"/>
           <w:b w:val="0"/>
           <w:i w:val="0"/>
           <w:color w:val="1D4ED8"/>
@@ -1952,7 +1952,7 @@
       </w:r>
       <w:r>
         <w:rPr>
-          <w:rFonts w:ascii="Heiti TC" w:hAnsi="Heiti TC" w:eastAsia="Heiti TC"/>
+          <w:rFonts w:ascii="Arial Unicode MS" w:hAnsi="Arial Unicode MS" w:eastAsia="Arial Unicode MS"/>
           <w:b/>
           <w:i w:val="0"/>
           <w:color w:val="1A2340"/>
@@ -1969,7 +1969,7 @@
       </w:pPr>
       <w:r>
         <w:rPr>
-          <w:rFonts w:ascii="Heiti TC" w:hAnsi="Heiti TC" w:eastAsia="Heiti TC"/>
+          <w:rFonts w:ascii="Arial Unicode MS" w:hAnsi="Arial Unicode MS" w:eastAsia="Arial Unicode MS"/>
           <w:b/>
           <w:i w:val="0"/>
           <w:color w:val="1D4ED8"/>
@@ -1979,7 +1979,7 @@
       </w:r>
       <w:r>
         <w:rPr>
-          <w:rFonts w:ascii="Heiti TC" w:hAnsi="Heiti TC" w:eastAsia="Heiti TC"/>
+          <w:rFonts w:ascii="Arial Unicode MS" w:hAnsi="Arial Unicode MS" w:eastAsia="Arial Unicode MS"/>
           <w:b w:val="0"/>
           <w:i w:val="0"/>
           <w:color w:val="7B8491"/>
@@ -1989,7 +1989,7 @@
       </w:r>
       <w:r>
         <w:rPr>
-          <w:rFonts w:ascii="Heiti TC" w:hAnsi="Heiti TC" w:eastAsia="Heiti TC"/>
+          <w:rFonts w:ascii="Arial Unicode MS" w:hAnsi="Arial Unicode MS" w:eastAsia="Arial Unicode MS"/>
           <w:b w:val="0"/>
           <w:i w:val="0"/>
           <w:color w:val="1A2340"/>
@@ -2258,7 +2258,7 @@
       </w:pPr>
       <w:r>
         <w:rPr>
-          <w:rFonts w:ascii="Heiti TC" w:hAnsi="Heiti TC" w:eastAsia="Heiti TC"/>
+          <w:rFonts w:ascii="Arial Unicode MS" w:hAnsi="Arial Unicode MS" w:eastAsia="Arial Unicode MS"/>
           <w:b w:val="0"/>
           <w:i w:val="0"/>
           <w:color w:val="5B6573"/>
@@ -2275,7 +2275,7 @@
       </w:pPr>
       <w:r>
         <w:rPr>
-          <w:rFonts w:ascii="JetBrains Mono" w:hAnsi="JetBrains Mono" w:eastAsia="Heiti TC"/>
+          <w:rFonts w:ascii="JetBrains Mono" w:hAnsi="JetBrains Mono" w:eastAsia="Arial Unicode MS"/>
           <w:b/>
           <w:i w:val="0"/>
           <w:color w:val="1D4ED8"/>
@@ -2285,7 +2285,7 @@
       </w:r>
       <w:r>
         <w:rPr>
-          <w:rFonts w:ascii="Heiti TC" w:hAnsi="Heiti TC" w:eastAsia="Heiti TC"/>
+          <w:rFonts w:ascii="Arial Unicode MS" w:hAnsi="Arial Unicode MS" w:eastAsia="Arial Unicode MS"/>
           <w:b w:val="0"/>
           <w:i w:val="0"/>
           <w:color w:val="1D4ED8"/>
@@ -2295,7 +2295,7 @@
       </w:r>
       <w:r>
         <w:rPr>
-          <w:rFonts w:ascii="Heiti TC" w:hAnsi="Heiti TC" w:eastAsia="Heiti TC"/>
+          <w:rFonts w:ascii="Arial Unicode MS" w:hAnsi="Arial Unicode MS" w:eastAsia="Arial Unicode MS"/>
           <w:b/>
           <w:i w:val="0"/>
           <w:color w:val="1A2340"/>
@@ -2312,7 +2312,7 @@
       </w:pPr>
       <w:r>
         <w:rPr>
-          <w:rFonts w:ascii="Heiti TC" w:hAnsi="Heiti TC" w:eastAsia="Heiti TC"/>
+          <w:rFonts w:ascii="Arial Unicode MS" w:hAnsi="Arial Unicode MS" w:eastAsia="Arial Unicode MS"/>
           <w:b w:val="0"/>
           <w:i w:val="0"/>
           <w:color w:val="5B6573"/>
@@ -2383,7 +2383,7 @@
             </w:pPr>
             <w:r>
               <w:rPr>
-                <w:rFonts w:ascii="Heiti TC" w:hAnsi="Heiti TC" w:eastAsia="Heiti TC"/>
+                <w:rFonts w:ascii="Arial Unicode MS" w:hAnsi="Arial Unicode MS" w:eastAsia="Arial Unicode MS"/>
                 <w:b/>
                 <w:i w:val="0"/>
                 <w:color w:val="1A2340"/>
@@ -2417,7 +2417,7 @@
             </w:pPr>
             <w:r>
               <w:rPr>
-                <w:rFonts w:ascii="Heiti TC" w:hAnsi="Heiti TC" w:eastAsia="Heiti TC"/>
+                <w:rFonts w:ascii="Arial Unicode MS" w:hAnsi="Arial Unicode MS" w:eastAsia="Arial Unicode MS"/>
                 <w:b/>
                 <w:i w:val="0"/>
                 <w:color w:val="1A2340"/>
@@ -2455,7 +2455,7 @@
             </w:pPr>
             <w:r>
               <w:rPr>
-                <w:rFonts w:ascii="JetBrains Mono" w:hAnsi="JetBrains Mono" w:eastAsia="Heiti TC"/>
+                <w:rFonts w:ascii="JetBrains Mono" w:hAnsi="JetBrains Mono" w:eastAsia="Arial Unicode MS"/>
                 <w:b/>
                 <w:i w:val="0"/>
                 <w:color w:val="1D4ED8"/>
@@ -2543,7 +2543,7 @@
             </w:pPr>
             <w:r>
               <w:rPr>
-                <w:rFonts w:ascii="JetBrains Mono" w:hAnsi="JetBrains Mono" w:eastAsia="Heiti TC"/>
+                <w:rFonts w:ascii="JetBrains Mono" w:hAnsi="JetBrains Mono" w:eastAsia="Arial Unicode MS"/>
                 <w:b/>
                 <w:i w:val="0"/>
                 <w:color w:val="1D4ED8"/>
@@ -2631,7 +2631,7 @@
             </w:pPr>
             <w:r>
               <w:rPr>
-                <w:rFonts w:ascii="JetBrains Mono" w:hAnsi="JetBrains Mono" w:eastAsia="Heiti TC"/>
+                <w:rFonts w:ascii="JetBrains Mono" w:hAnsi="JetBrains Mono" w:eastAsia="Arial Unicode MS"/>
                 <w:b/>
                 <w:i w:val="0"/>
                 <w:color w:val="1D4ED8"/>
@@ -2701,7 +2701,7 @@
       </w:pPr>
       <w:r>
         <w:rPr>
-          <w:rFonts w:ascii="Heiti TC" w:hAnsi="Heiti TC" w:eastAsia="Heiti TC"/>
+          <w:rFonts w:ascii="Arial Unicode MS" w:hAnsi="Arial Unicode MS" w:eastAsia="Arial Unicode MS"/>
           <w:b/>
           <w:i w:val="0"/>
           <w:color w:val="1D4ED8"/>
@@ -2711,7 +2711,7 @@
       </w:r>
       <w:r>
         <w:rPr>
-          <w:rFonts w:ascii="Heiti TC" w:hAnsi="Heiti TC" w:eastAsia="Heiti TC"/>
+          <w:rFonts w:ascii="Arial Unicode MS" w:hAnsi="Arial Unicode MS" w:eastAsia="Arial Unicode MS"/>
           <w:b w:val="0"/>
           <w:i w:val="0"/>
           <w:color w:val="7B8491"/>
@@ -2721,7 +2721,7 @@
       </w:r>
       <w:r>
         <w:rPr>
-          <w:rFonts w:ascii="Heiti TC" w:hAnsi="Heiti TC" w:eastAsia="Heiti TC"/>
+          <w:rFonts w:ascii="Arial Unicode MS" w:hAnsi="Arial Unicode MS" w:eastAsia="Arial Unicode MS"/>
           <w:b w:val="0"/>
           <w:i w:val="0"/>
           <w:color w:val="1A2340"/>
@@ -2738,7 +2738,7 @@
       </w:pPr>
       <w:r>
         <w:rPr>
-          <w:rFonts w:ascii="Heiti TC" w:hAnsi="Heiti TC" w:eastAsia="Heiti TC"/>
+          <w:rFonts w:ascii="Arial Unicode MS" w:hAnsi="Arial Unicode MS" w:eastAsia="Arial Unicode MS"/>
           <w:b w:val="0"/>
           <w:i w:val="0"/>
           <w:color w:val="1A2340"/>
@@ -2755,7 +2755,7 @@
       </w:pPr>
       <w:r>
         <w:rPr>
-          <w:rFonts w:ascii="Heiti TC" w:hAnsi="Heiti TC" w:eastAsia="Heiti TC"/>
+          <w:rFonts w:ascii="Arial Unicode MS" w:hAnsi="Arial Unicode MS" w:eastAsia="Arial Unicode MS"/>
           <w:b w:val="0"/>
           <w:i w:val="0"/>
           <w:color w:val="1A2340"/>
@@ -2823,7 +2823,7 @@
       </w:pPr>
       <w:r>
         <w:rPr>
-          <w:rFonts w:ascii="JetBrains Mono" w:hAnsi="JetBrains Mono" w:eastAsia="Heiti TC"/>
+          <w:rFonts w:ascii="JetBrains Mono" w:hAnsi="JetBrains Mono" w:eastAsia="Arial Unicode MS"/>
           <w:b/>
           <w:i w:val="0"/>
           <w:color w:val="1D4ED8"/>
@@ -2840,7 +2840,7 @@
       </w:pPr>
       <w:r>
         <w:rPr>
-          <w:rFonts w:ascii="Heiti TC" w:hAnsi="Heiti TC" w:eastAsia="Heiti TC"/>
+          <w:rFonts w:ascii="Arial Unicode MS" w:hAnsi="Arial Unicode MS" w:eastAsia="Arial Unicode MS"/>
           <w:b/>
           <w:i w:val="0"/>
           <w:color w:val="1A2340"/>
@@ -2857,13 +2857,13 @@
       </w:pPr>
       <w:r>
         <w:rPr>
-          <w:rFonts w:ascii="Heiti TC" w:hAnsi="Heiti TC" w:eastAsia="Heiti TC"/>
+          <w:rFonts w:ascii="Arial Unicode MS" w:hAnsi="Arial Unicode MS" w:eastAsia="Arial Unicode MS"/>
           <w:b w:val="0"/>
           <w:i w:val="0"/>
           <w:color w:val="5B6573"/>
           <w:sz w:val="22"/>
         </w:rPr>
-        <w:t>分享可以選擇；課堂必寫與自留札記分開。</w:t>
+        <w:t>分享可以選擇；課堂必寫與可留白的個人反思分開。</w:t>
       </w:r>
     </w:p>
     <w:p>
@@ -2874,7 +2874,7 @@
       </w:pPr>
       <w:r>
         <w:rPr>
-          <w:rFonts w:ascii="JetBrains Mono" w:hAnsi="JetBrains Mono" w:eastAsia="Heiti TC"/>
+          <w:rFonts w:ascii="JetBrains Mono" w:hAnsi="JetBrains Mono" w:eastAsia="Arial Unicode MS"/>
           <w:b/>
           <w:i w:val="0"/>
           <w:color w:val="1D4ED8"/>
@@ -2884,7 +2884,7 @@
       </w:r>
       <w:r>
         <w:rPr>
-          <w:rFonts w:ascii="Heiti TC" w:hAnsi="Heiti TC" w:eastAsia="Heiti TC"/>
+          <w:rFonts w:ascii="Arial Unicode MS" w:hAnsi="Arial Unicode MS" w:eastAsia="Arial Unicode MS"/>
           <w:b w:val="0"/>
           <w:i w:val="0"/>
           <w:color w:val="1D4ED8"/>
@@ -2894,7 +2894,7 @@
       </w:r>
       <w:r>
         <w:rPr>
-          <w:rFonts w:ascii="Heiti TC" w:hAnsi="Heiti TC" w:eastAsia="Heiti TC"/>
+          <w:rFonts w:ascii="Arial Unicode MS" w:hAnsi="Arial Unicode MS" w:eastAsia="Arial Unicode MS"/>
           <w:b/>
           <w:i w:val="0"/>
           <w:color w:val="1A2340"/>
@@ -2911,7 +2911,7 @@
       </w:pPr>
       <w:r>
         <w:rPr>
-          <w:rFonts w:ascii="Heiti TC" w:hAnsi="Heiti TC" w:eastAsia="Heiti TC"/>
+          <w:rFonts w:ascii="Arial Unicode MS" w:hAnsi="Arial Unicode MS" w:eastAsia="Arial Unicode MS"/>
           <w:b/>
           <w:i w:val="0"/>
           <w:color w:val="1A2340"/>
@@ -2928,7 +2928,7 @@
       </w:pPr>
       <w:r>
         <w:rPr>
-          <w:rFonts w:ascii="Heiti TC" w:hAnsi="Heiti TC" w:eastAsia="Heiti TC"/>
+          <w:rFonts w:ascii="Arial Unicode MS" w:hAnsi="Arial Unicode MS" w:eastAsia="Arial Unicode MS"/>
           <w:b/>
           <w:i w:val="0"/>
           <w:color w:val="5B6573"/>
@@ -2938,7 +2938,7 @@
       </w:r>
       <w:r>
         <w:rPr>
-          <w:rFonts w:ascii="Heiti TC" w:hAnsi="Heiti TC" w:eastAsia="Heiti TC"/>
+          <w:rFonts w:ascii="Arial Unicode MS" w:hAnsi="Arial Unicode MS" w:eastAsia="Arial Unicode MS"/>
           <w:b w:val="0"/>
           <w:i w:val="0"/>
           <w:color w:val="7B8491"/>
@@ -2948,7 +2948,7 @@
       </w:r>
       <w:r>
         <w:rPr>
-          <w:rFonts w:ascii="Heiti TC" w:hAnsi="Heiti TC" w:eastAsia="Heiti TC"/>
+          <w:rFonts w:ascii="Arial Unicode MS" w:hAnsi="Arial Unicode MS" w:eastAsia="Arial Unicode MS"/>
           <w:b w:val="0"/>
           <w:i w:val="0"/>
           <w:color w:val="1A2340"/>
@@ -3037,13 +3037,13 @@
       </w:pPr>
       <w:r>
         <w:rPr>
-          <w:rFonts w:ascii="Heiti TC" w:hAnsi="Heiti TC" w:eastAsia="Heiti TC"/>
+          <w:rFonts w:ascii="Arial Unicode MS" w:hAnsi="Arial Unicode MS" w:eastAsia="Arial Unicode MS"/>
           <w:b w:val="0"/>
           <w:i w:val="0"/>
           <w:color w:val="5B6573"/>
           <w:sz w:val="22"/>
         </w:rPr>
-        <w:t>不看 AI 對話、不翻整本歷程本；不分享不影響 Gate 1 狀態。</w:t>
+        <w:t>不看 AI 對話、不翻整本歷程本；不分享不影響學習關卡 1 狀態。</w:t>
       </w:r>
     </w:p>
     <w:p>
@@ -3054,7 +3054,7 @@
       </w:pPr>
       <w:r>
         <w:rPr>
-          <w:rFonts w:ascii="JetBrains Mono" w:hAnsi="JetBrains Mono" w:eastAsia="Heiti TC"/>
+          <w:rFonts w:ascii="JetBrains Mono" w:hAnsi="JetBrains Mono" w:eastAsia="Arial Unicode MS"/>
           <w:b/>
           <w:i w:val="0"/>
           <w:color w:val="1D4ED8"/>
@@ -3064,7 +3064,7 @@
       </w:r>
       <w:r>
         <w:rPr>
-          <w:rFonts w:ascii="Heiti TC" w:hAnsi="Heiti TC" w:eastAsia="Heiti TC"/>
+          <w:rFonts w:ascii="Arial Unicode MS" w:hAnsi="Arial Unicode MS" w:eastAsia="Arial Unicode MS"/>
           <w:b w:val="0"/>
           <w:i w:val="0"/>
           <w:color w:val="1D4ED8"/>
@@ -3074,7 +3074,7 @@
       </w:r>
       <w:r>
         <w:rPr>
-          <w:rFonts w:ascii="Heiti TC" w:hAnsi="Heiti TC" w:eastAsia="Heiti TC"/>
+          <w:rFonts w:ascii="Arial Unicode MS" w:hAnsi="Arial Unicode MS" w:eastAsia="Arial Unicode MS"/>
           <w:b/>
           <w:i w:val="0"/>
           <w:color w:val="1A2340"/>
@@ -3121,7 +3121,7 @@
             </w:pPr>
             <w:r>
               <w:rPr>
-                <w:rFonts w:ascii="Heiti TC" w:hAnsi="Heiti TC" w:eastAsia="Heiti TC"/>
+                <w:rFonts w:ascii="Arial Unicode MS" w:hAnsi="Arial Unicode MS" w:eastAsia="Arial Unicode MS"/>
                 <w:b/>
                 <w:i w:val="0"/>
                 <w:color w:val="1D4ED8"/>
@@ -3131,7 +3131,7 @@
             </w:r>
             <w:r>
               <w:rPr>
-                <w:rFonts w:ascii="Heiti TC" w:hAnsi="Heiti TC" w:eastAsia="Heiti TC"/>
+                <w:rFonts w:ascii="Arial Unicode MS" w:hAnsi="Arial Unicode MS" w:eastAsia="Arial Unicode MS"/>
                 <w:b w:val="0"/>
                 <w:i w:val="0"/>
                 <w:color w:val="1A2340"/>
@@ -3148,7 +3148,7 @@
             </w:pPr>
             <w:r>
               <w:rPr>
-                <w:rFonts w:ascii="Heiti TC" w:hAnsi="Heiti TC" w:eastAsia="Heiti TC"/>
+                <w:rFonts w:ascii="Arial Unicode MS" w:hAnsi="Arial Unicode MS" w:eastAsia="Arial Unicode MS"/>
                 <w:b/>
                 <w:i w:val="0"/>
                 <w:color w:val="1D4ED8"/>
@@ -3158,7 +3158,7 @@
             </w:r>
             <w:r>
               <w:rPr>
-                <w:rFonts w:ascii="Heiti TC" w:hAnsi="Heiti TC" w:eastAsia="Heiti TC"/>
+                <w:rFonts w:ascii="Arial Unicode MS" w:hAnsi="Arial Unicode MS" w:eastAsia="Arial Unicode MS"/>
                 <w:b w:val="0"/>
                 <w:i w:val="0"/>
                 <w:color w:val="1A2340"/>
@@ -3175,7 +3175,7 @@
             </w:pPr>
             <w:r>
               <w:rPr>
-                <w:rFonts w:ascii="Heiti TC" w:hAnsi="Heiti TC" w:eastAsia="Heiti TC"/>
+                <w:rFonts w:ascii="Arial Unicode MS" w:hAnsi="Arial Unicode MS" w:eastAsia="Arial Unicode MS"/>
                 <w:b/>
                 <w:i w:val="0"/>
                 <w:color w:val="1D4ED8"/>
@@ -3185,7 +3185,7 @@
             </w:r>
             <w:r>
               <w:rPr>
-                <w:rFonts w:ascii="Heiti TC" w:hAnsi="Heiti TC" w:eastAsia="Heiti TC"/>
+                <w:rFonts w:ascii="Arial Unicode MS" w:hAnsi="Arial Unicode MS" w:eastAsia="Arial Unicode MS"/>
                 <w:b w:val="0"/>
                 <w:i w:val="0"/>
                 <w:color w:val="1A2340"/>
@@ -3205,7 +3205,7 @@
       </w:pPr>
       <w:r>
         <w:rPr>
-          <w:rFonts w:ascii="JetBrains Mono" w:hAnsi="JetBrains Mono" w:eastAsia="Heiti TC"/>
+          <w:rFonts w:ascii="JetBrains Mono" w:hAnsi="JetBrains Mono" w:eastAsia="Arial Unicode MS"/>
           <w:b/>
           <w:i w:val="0"/>
           <w:color w:val="1D4ED8"/>
@@ -3215,7 +3215,7 @@
       </w:r>
       <w:r>
         <w:rPr>
-          <w:rFonts w:ascii="Heiti TC" w:hAnsi="Heiti TC" w:eastAsia="Heiti TC"/>
+          <w:rFonts w:ascii="Arial Unicode MS" w:hAnsi="Arial Unicode MS" w:eastAsia="Arial Unicode MS"/>
           <w:b w:val="0"/>
           <w:i w:val="0"/>
           <w:color w:val="1D4ED8"/>
@@ -3225,13 +3225,13 @@
       </w:r>
       <w:r>
         <w:rPr>
-          <w:rFonts w:ascii="Heiti TC" w:hAnsi="Heiti TC" w:eastAsia="Heiti TC"/>
+          <w:rFonts w:ascii="Arial Unicode MS" w:hAnsi="Arial Unicode MS" w:eastAsia="Arial Unicode MS"/>
           <w:b/>
           <w:i w:val="0"/>
           <w:color w:val="1A2340"/>
           <w:sz w:val="30"/>
         </w:rPr>
-        <w:t>自留札記</w:t>
+        <w:t>個人反思｜可留白・不計分</w:t>
       </w:r>
     </w:p>
     <w:p>
@@ -3242,17 +3242,17 @@
       </w:pPr>
       <w:r>
         <w:rPr>
-          <w:rFonts w:ascii="Heiti TC" w:hAnsi="Heiti TC" w:eastAsia="Heiti TC"/>
+          <w:rFonts w:ascii="Arial Unicode MS" w:hAnsi="Arial Unicode MS" w:eastAsia="Arial Unicode MS"/>
           <w:b/>
           <w:i w:val="0"/>
           <w:color w:val="5B6573"/>
           <w:sz w:val="22"/>
         </w:rPr>
-        <w:t>自留札記</w:t>
+        <w:t>個人反思</w:t>
       </w:r>
       <w:r>
         <w:rPr>
-          <w:rFonts w:ascii="Heiti TC" w:hAnsi="Heiti TC" w:eastAsia="Heiti TC"/>
+          <w:rFonts w:ascii="Arial Unicode MS" w:hAnsi="Arial Unicode MS" w:eastAsia="Arial Unicode MS"/>
           <w:b w:val="0"/>
           <w:i w:val="0"/>
           <w:color w:val="7B8491"/>
@@ -3262,7 +3262,7 @@
       </w:r>
       <w:r>
         <w:rPr>
-          <w:rFonts w:ascii="Heiti TC" w:hAnsi="Heiti TC" w:eastAsia="Heiti TC"/>
+          <w:rFonts w:ascii="Arial Unicode MS" w:hAnsi="Arial Unicode MS" w:eastAsia="Arial Unicode MS"/>
           <w:b w:val="0"/>
           <w:i w:val="0"/>
           <w:color w:val="1A2340"/>
@@ -3279,13 +3279,13 @@
       </w:pPr>
       <w:r>
         <w:rPr>
-          <w:rFonts w:ascii="Heiti TC" w:hAnsi="Heiti TC" w:eastAsia="Heiti TC"/>
+          <w:rFonts w:ascii="Arial Unicode MS" w:hAnsi="Arial Unicode MS" w:eastAsia="Arial Unicode MS"/>
           <w:b w:val="0"/>
           <w:i w:val="0"/>
           <w:color w:val="5B6573"/>
           <w:sz w:val="22"/>
         </w:rPr>
-        <w:t>老師不讀、不計分，也不用分享；想寫多或寫少都可以。</w:t>
+        <w:t>本欄隨整本收回，但不計分、不要求分享；可改寫、用代稱或留白。</w:t>
       </w:r>
     </w:p>
     <w:tbl>
@@ -3398,7 +3398,7 @@
       </w:pPr>
       <w:r>
         <w:rPr>
-          <w:rFonts w:ascii="JetBrains Mono" w:hAnsi="JetBrains Mono" w:eastAsia="Heiti TC"/>
+          <w:rFonts w:ascii="JetBrains Mono" w:hAnsi="JetBrains Mono" w:eastAsia="Arial Unicode MS"/>
           <w:b/>
           <w:i w:val="0"/>
           <w:color w:val="1D4ED8"/>
@@ -3408,7 +3408,7 @@
       </w:r>
       <w:r>
         <w:rPr>
-          <w:rFonts w:ascii="Heiti TC" w:hAnsi="Heiti TC" w:eastAsia="Heiti TC"/>
+          <w:rFonts w:ascii="Arial Unicode MS" w:hAnsi="Arial Unicode MS" w:eastAsia="Arial Unicode MS"/>
           <w:b w:val="0"/>
           <w:i w:val="0"/>
           <w:color w:val="1D4ED8"/>
@@ -3418,7 +3418,7 @@
       </w:r>
       <w:r>
         <w:rPr>
-          <w:rFonts w:ascii="Heiti TC" w:hAnsi="Heiti TC" w:eastAsia="Heiti TC"/>
+          <w:rFonts w:ascii="Arial Unicode MS" w:hAnsi="Arial Unicode MS" w:eastAsia="Arial Unicode MS"/>
           <w:b/>
           <w:i w:val="0"/>
           <w:color w:val="1A2340"/>
@@ -3435,7 +3435,7 @@
       </w:pPr>
       <w:r>
         <w:rPr>
-          <w:rFonts w:ascii="Heiti TC" w:hAnsi="Heiti TC" w:eastAsia="Heiti TC"/>
+          <w:rFonts w:ascii="Arial Unicode MS" w:hAnsi="Arial Unicode MS" w:eastAsia="Arial Unicode MS"/>
           <w:b/>
           <w:i w:val="0"/>
           <w:color w:val="1D4ED8"/>
@@ -3445,7 +3445,7 @@
       </w:r>
       <w:r>
         <w:rPr>
-          <w:rFonts w:ascii="Heiti TC" w:hAnsi="Heiti TC" w:eastAsia="Heiti TC"/>
+          <w:rFonts w:ascii="Arial Unicode MS" w:hAnsi="Arial Unicode MS" w:eastAsia="Arial Unicode MS"/>
           <w:b w:val="0"/>
           <w:i w:val="0"/>
           <w:color w:val="7B8491"/>
@@ -3455,7 +3455,7 @@
       </w:r>
       <w:r>
         <w:rPr>
-          <w:rFonts w:ascii="Heiti TC" w:hAnsi="Heiti TC" w:eastAsia="Heiti TC"/>
+          <w:rFonts w:ascii="Arial Unicode MS" w:hAnsi="Arial Unicode MS" w:eastAsia="Arial Unicode MS"/>
           <w:b w:val="0"/>
           <w:i w:val="0"/>
           <w:color w:val="1A2340"/>
@@ -3604,13 +3604,13 @@
       </w:pPr>
       <w:r>
         <w:rPr>
-          <w:rFonts w:ascii="Heiti TC" w:hAnsi="Heiti TC" w:eastAsia="Heiti TC"/>
+          <w:rFonts w:ascii="Arial Unicode MS" w:hAnsi="Arial Unicode MS" w:eastAsia="Arial Unicode MS"/>
           <w:b w:val="0"/>
           <w:i w:val="0"/>
           <w:color w:val="5B6573"/>
           <w:sz w:val="22"/>
         </w:rPr>
-        <w:t>老師可能在課內抽看這一格。只有你勾選同意，老師才會匿名分享；不勾不影響 Gate 1 狀態。</w:t>
+        <w:t>老師會依需要回看學習證據；只有你勾選同意，老師才會匿名分享；不勾不影響學習關卡 1 狀態。</w:t>
       </w:r>
     </w:p>
     <w:p>
@@ -3621,13 +3621,30 @@
       </w:pPr>
       <w:r>
         <w:rPr>
-          <w:rFonts w:ascii="Heiti TC" w:hAnsi="Heiti TC" w:eastAsia="Heiti TC"/>
+          <w:rFonts w:ascii="Arial Unicode MS" w:hAnsi="Arial Unicode MS" w:eastAsia="Arial Unicode MS"/>
           <w:b/>
           <w:i w:val="0"/>
           <w:color w:val="1A2340"/>
           <w:sz w:val="22"/>
         </w:rPr>
         <w:t>□ 我願意讓老師匿名分享　　□ 請不要分享</w:t>
+      </w:r>
+    </w:p>
+    <w:p>
+      <w:pPr>
+        <w:keepNext w:val="0"/>
+        <w:keepLines w:val="0"/>
+        <w:spacing w:before="60" w:after="0" w:line="293" w:lineRule="auto"/>
+      </w:pPr>
+      <w:r>
+        <w:rPr>
+          <w:rFonts w:ascii="Arial Unicode MS" w:hAnsi="Arial Unicode MS" w:eastAsia="Arial Unicode MS"/>
+          <w:b/>
+          <w:i w:val="0"/>
+          <w:color w:val="1D4ED8"/>
+          <w:sz w:val="22"/>
+        </w:rPr>
+        <w:t>收件確認｜□ 只拍自己的第 1–4 頁上傳 Classroom　□ 紙本全本交回　□ 不拍同學</w:t>
       </w:r>
     </w:p>
     <w:sectPr>
@@ -3652,7 +3669,7 @@
     </w:pPr>
     <w:r>
       <w:rPr>
-        <w:rFonts w:ascii="JetBrains Mono" w:hAnsi="JetBrains Mono" w:eastAsia="Heiti TC"/>
+        <w:rFonts w:ascii="JetBrains Mono" w:hAnsi="JetBrains Mono" w:eastAsia="Arial Unicode MS"/>
         <w:b w:val="0"/>
         <w:i w:val="0"/>
         <w:color w:val="7B8491"/>
@@ -3662,7 +3679,7 @@
     </w:r>
     <w:r>
       <w:rPr>
-        <w:rFonts w:ascii="JetBrains Mono" w:hAnsi="JetBrains Mono" w:eastAsia="Heiti TC"/>
+        <w:rFonts w:ascii="JetBrains Mono" w:hAnsi="JetBrains Mono" w:eastAsia="Arial Unicode MS"/>
         <w:b w:val="0"/>
         <w:i w:val="0"/>
         <w:color w:val="7B8491"/>
@@ -3676,7 +3693,7 @@
     </w:r>
     <w:r>
       <w:rPr>
-        <w:rFonts w:ascii="JetBrains Mono" w:hAnsi="JetBrains Mono" w:eastAsia="Heiti TC"/>
+        <w:rFonts w:ascii="JetBrains Mono" w:hAnsi="JetBrains Mono" w:eastAsia="Arial Unicode MS"/>
         <w:b w:val="0"/>
         <w:i w:val="0"/>
         <w:color w:val="7B8491"/>
@@ -3701,7 +3718,7 @@
     </w:pPr>
     <w:r>
       <w:rPr>
-        <w:rFonts w:ascii="JetBrains Mono" w:hAnsi="JetBrains Mono" w:eastAsia="Heiti TC"/>
+        <w:rFonts w:ascii="JetBrains Mono" w:hAnsi="JetBrains Mono" w:eastAsia="Arial Unicode MS"/>
         <w:b/>
         <w:i w:val="0"/>
         <w:color w:val="7B8491"/>
@@ -3711,7 +3728,7 @@
     </w:r>
     <w:r>
       <w:rPr>
-        <w:rFonts w:ascii="Heiti TC" w:hAnsi="Heiti TC" w:eastAsia="Heiti TC"/>
+        <w:rFonts w:ascii="Arial Unicode MS" w:hAnsi="Arial Unicode MS" w:eastAsia="Arial Unicode MS"/>
         <w:b w:val="0"/>
         <w:i w:val="0"/>
         <w:color w:val="7B8491"/>
@@ -4091,7 +4108,7 @@
       <w:spacing w:after="100" w:line="293" w:lineRule="auto"/>
     </w:pPr>
     <w:rPr>
-      <w:rFonts w:ascii="Heiti TC" w:hAnsi="Heiti TC" w:eastAsia="Heiti TC"/>
+      <w:rFonts w:ascii="Arial Unicode MS" w:hAnsi="Arial Unicode MS" w:eastAsia="Arial Unicode MS"/>
       <w:color w:val="1A2340"/>
       <w:sz w:val="22"/>
     </w:rPr>

--- a/worksheets/W3.docx
+++ b/worksheets/W3.docx
@@ -239,7 +239,7 @@
                 <w:color w:val="1A2340"/>
                 <w:sz w:val="22"/>
               </w:rPr>
-              <w:t xml:space="preserve">　短文裡至少放進 2 個具體細節。</w:t>
+              <w:t xml:space="preserve">　短文裡至少放進 2 個具體細節（別人能追問、你答得出的看見、聽見或動作）。</w:t>
             </w:r>
           </w:p>
           <w:p>
@@ -1200,7 +1200,7 @@
           <w:color w:val="5B6573"/>
           <w:sz w:val="22"/>
         </w:rPr>
-        <w:t xml:space="preserve">　例如：A、朋友、家人</w:t>
+        <w:t xml:space="preserve">　例如：A（用字母代替真名）、朋友、家人</w:t>
       </w:r>
     </w:p>
     <w:p>
@@ -1333,7 +1333,7 @@
           <w:color w:val="1A2340"/>
           <w:sz w:val="30"/>
         </w:rPr>
-        <w:t>請 AI 一次問一個細節</w:t>
+        <w:t>選一條路，把細節找回來</w:t>
       </w:r>
     </w:p>
     <w:tbl>
@@ -1370,6 +1370,33 @@
             <w:pPr>
               <w:keepNext w:val="0"/>
               <w:keepLines w:val="0"/>
+              <w:spacing w:before="0" w:after="80" w:line="293" w:lineRule="auto"/>
+            </w:pPr>
+            <w:r>
+              <w:rPr>
+                <w:rFonts w:ascii="Arial Unicode MS" w:hAnsi="Arial Unicode MS" w:eastAsia="Arial Unicode MS"/>
+                <w:b/>
+                <w:i w:val="0"/>
+                <w:color w:val="1D4ED8"/>
+                <w:sz w:val="22"/>
+              </w:rPr>
+              <w:t>🧭 可選用 AI</w:t>
+            </w:r>
+            <w:r>
+              <w:rPr>
+                <w:rFonts w:ascii="Arial Unicode MS" w:hAnsi="Arial Unicode MS" w:eastAsia="Arial Unicode MS"/>
+                <w:b w:val="0"/>
+                <w:i w:val="0"/>
+                <w:color w:val="1A2340"/>
+                <w:sz w:val="22"/>
+              </w:rPr>
+              <w:t xml:space="preserve">　想不起細節時，可讓 AI 一次問一題；不用 AI 就照下面六題。兩條路都把關鍵字寫進同一張表。</w:t>
+            </w:r>
+          </w:p>
+          <w:p>
+            <w:pPr>
+              <w:keepNext w:val="0"/>
+              <w:keepLines w:val="0"/>
               <w:spacing w:before="0" w:after="0" w:line="293" w:lineRule="auto"/>
             </w:pPr>
             <w:r>
@@ -1380,7 +1407,7 @@
                 <w:color w:val="1A2340"/>
                 <w:sz w:val="22"/>
               </w:rPr>
-              <w:t>一次只問一個看見、聽見、動作、位置或順序的問題；不替我寫、不猜、不問隱私、不問感受。問到夠用即可，最多 6 題。</w:t>
+              <w:t>AI 可以提問，稍後也可以從既有答案選 3 個細節；它不能代寫或增加新事實。你要核對內容，最後由你決定並負責。</w:t>
             </w:r>
           </w:p>
         </w:tc>
@@ -1390,7 +1417,41 @@
       <w:pPr>
         <w:keepNext w:val="0"/>
         <w:keepLines w:val="0"/>
-        <w:spacing w:before="40" w:after="60" w:line="293" w:lineRule="auto"/>
+        <w:spacing w:before="40" w:after="20" w:line="293" w:lineRule="auto"/>
+      </w:pPr>
+      <w:r>
+        <w:rPr>
+          <w:rFonts w:ascii="Arial Unicode MS" w:hAnsi="Arial Unicode MS" w:eastAsia="Arial Unicode MS"/>
+          <w:b w:val="0"/>
+          <w:i w:val="0"/>
+          <w:color w:val="1A2340"/>
+          <w:sz w:val="22"/>
+        </w:rPr>
+        <w:t>紙本六題｜①第一眼看見什麼？　②聽見什麼？　③誰先做了什麼？</w:t>
+      </w:r>
+    </w:p>
+    <w:p>
+      <w:pPr>
+        <w:keepNext w:val="0"/>
+        <w:keepLines w:val="0"/>
+        <w:spacing w:before="0" w:after="20" w:line="293" w:lineRule="auto"/>
+      </w:pPr>
+      <w:r>
+        <w:rPr>
+          <w:rFonts w:ascii="Arial Unicode MS" w:hAnsi="Arial Unicode MS" w:eastAsia="Arial Unicode MS"/>
+          <w:b w:val="0"/>
+          <w:i w:val="0"/>
+          <w:color w:val="1A2340"/>
+          <w:sz w:val="22"/>
+        </w:rPr>
+        <w:t>④接著發生什麼？　⑤人或物在哪裡？　⑥現在還記得哪個小地方？</w:t>
+      </w:r>
+    </w:p>
+    <w:p>
+      <w:pPr>
+        <w:keepNext w:val="0"/>
+        <w:keepLines w:val="0"/>
+        <w:spacing w:before="0" w:after="40" w:line="293" w:lineRule="auto"/>
       </w:pPr>
       <w:r>
         <w:rPr>
@@ -1400,7 +1461,7 @@
           <w:color w:val="5B6573"/>
           <w:sz w:val="22"/>
         </w:rPr>
-        <w:t>完整指令可從網站簡報複製。把每題答案的關鍵字寫在下面；六題是上限，四題或想起足夠細節就能停。</w:t>
+        <w:t>AI 完整指令可從網站簡報複製。把答案的關鍵字寫在下面；六題是上限，四題或想起足夠細節就能停。</w:t>
       </w:r>
     </w:p>
     <w:tbl>
@@ -2704,10 +2765,10 @@
           <w:rFonts w:ascii="Arial Unicode MS" w:hAnsi="Arial Unicode MS" w:eastAsia="Arial Unicode MS"/>
           <w:b/>
           <w:i w:val="0"/>
-          <w:color w:val="1D4ED8"/>
+          <w:color w:val="5B6573"/>
           <w:sz w:val="22"/>
         </w:rPr>
-        <w:t>課堂必寫</w:t>
+        <w:t>老師必看｜0 分練習</w:t>
       </w:r>
       <w:r>
         <w:rPr>
@@ -2727,7 +2788,7 @@
           <w:color w:val="1A2340"/>
           <w:sz w:val="22"/>
         </w:rPr>
-        <w:t>我的最後決定｜判斷證據</w:t>
+        <w:t>我的最後決定｜我留下或刪掉什麼，為什麼</w:t>
       </w:r>
     </w:p>
     <w:p>
@@ -2808,17 +2869,9 @@
     </w:tbl>
     <w:p>
       <w:pPr>
-        <w:spacing w:after="0"/>
-      </w:pPr>
-      <w:r>
-        <w:br w:type="page"/>
-      </w:r>
-    </w:p>
-    <w:p>
-      <w:pPr>
         <w:keepNext/>
         <w:keepLines w:val="0"/>
-        <w:pageBreakBefore w:val="0"/>
+        <w:pageBreakBefore/>
         <w:spacing w:before="0" w:after="60" w:line="293" w:lineRule="auto"/>
       </w:pPr>
       <w:r>
@@ -2846,7 +2899,7 @@
           <w:color w:val="1A2340"/>
           <w:sz w:val="44"/>
         </w:rPr>
-        <w:t>確認完成，接到 W4</w:t>
+        <w:t>換個情境，再試一次</w:t>
       </w:r>
     </w:p>
     <w:p>
@@ -2863,14 +2916,14 @@
           <w:color w:val="5B6573"/>
           <w:sz w:val="22"/>
         </w:rPr>
-        <w:t>分享可以選擇；課堂必寫與可留白的個人反思分開。</w:t>
+        <w:t>不計分、不列學習關卡；用題目情境，不必交出私事。</w:t>
       </w:r>
     </w:p>
     <w:p>
       <w:pPr>
         <w:keepNext/>
         <w:keepLines w:val="0"/>
-        <w:spacing w:before="40" w:after="100" w:line="293" w:lineRule="auto"/>
+        <w:spacing w:before="100" w:after="40" w:line="293" w:lineRule="auto"/>
       </w:pPr>
       <w:r>
         <w:rPr>
@@ -2880,7 +2933,7 @@
           <w:color w:val="1D4ED8"/>
           <w:sz w:val="30"/>
         </w:rPr>
-        <w:t>07</w:t>
+        <w:t>生活</w:t>
       </w:r>
       <w:r>
         <w:rPr>
@@ -2900,7 +2953,7 @@
           <w:color w:val="1A2340"/>
           <w:sz w:val="30"/>
         </w:rPr>
-        <w:t>安全分享</w:t>
+        <w:t>晚到補習班，怎麼說清楚？</w:t>
       </w:r>
     </w:p>
     <w:p>
@@ -2912,12 +2965,46 @@
       <w:r>
         <w:rPr>
           <w:rFonts w:ascii="Arial Unicode MS" w:hAnsi="Arial Unicode MS" w:eastAsia="Arial Unicode MS"/>
-          <w:b/>
+          <w:b w:val="0"/>
+          <w:i w:val="0"/>
+          <w:color w:val="5B6573"/>
+          <w:sz w:val="22"/>
+        </w:rPr>
+        <w:t>課堂練習｜不計分、不列學習關卡；整本照常收回。</w:t>
+      </w:r>
+    </w:p>
+    <w:p>
+      <w:pPr>
+        <w:keepNext w:val="0"/>
+        <w:keepLines w:val="0"/>
+        <w:spacing w:before="0" w:after="40" w:line="293" w:lineRule="auto"/>
+      </w:pPr>
+      <w:r>
+        <w:rPr>
+          <w:rFonts w:ascii="Arial Unicode MS" w:hAnsi="Arial Unicode MS" w:eastAsia="Arial Unicode MS"/>
+          <w:b w:val="0"/>
           <w:i w:val="0"/>
           <w:color w:val="1A2340"/>
           <w:sz w:val="22"/>
         </w:rPr>
-        <w:t>□ 我願意讀自己的 50–100 字　　□ 我改用老師的公開例子　　□ 今天不分享</w:t>
+        <w:t>你在公車上。車子故障、司機請大家下車、你改搭下一班、估計晚到十五分鐘、晚餐吃麵、旁邊有人打瞌睡、天色很暗。</w:t>
+      </w:r>
+    </w:p>
+    <w:p>
+      <w:pPr>
+        <w:keepNext w:val="0"/>
+        <w:keepLines w:val="0"/>
+        <w:spacing w:before="0" w:after="40" w:line="293" w:lineRule="auto"/>
+      </w:pPr>
+      <w:r>
+        <w:rPr>
+          <w:rFonts w:ascii="Arial Unicode MS" w:hAnsi="Arial Unicode MS" w:eastAsia="Arial Unicode MS"/>
+          <w:b w:val="0"/>
+          <w:i w:val="0"/>
+          <w:color w:val="1A2340"/>
+          <w:sz w:val="22"/>
+        </w:rPr>
+        <w:t>補習班老師問你在哪裡。從這些事情選最需要的三項，寫一則四十字內的回覆。</w:t>
       </w:r>
     </w:p>
     <w:p>
@@ -2934,7 +3021,7 @@
           <w:color w:val="5B6573"/>
           <w:sz w:val="22"/>
         </w:rPr>
-        <w:t>選填</w:t>
+        <w:t>先做一次</w:t>
       </w:r>
       <w:r>
         <w:rPr>
@@ -2954,7 +3041,7 @@
           <w:color w:val="1A2340"/>
           <w:sz w:val="22"/>
         </w:rPr>
-        <w:t>同學讀完最記得哪個細節？</w:t>
+        <w:t>我選的三項與回覆</w:t>
       </w:r>
     </w:p>
     <w:tbl>
@@ -3020,6 +3107,36 @@
           </w:tcPr>
           <w:p>
             <w:pPr>
+              <w:spacing w:before="0" w:after="0" w:line="240" w:lineRule="auto"/>
+            </w:pPr>
+            <w:r>
+              <w:t xml:space="preserve"> </w:t>
+            </w:r>
+          </w:p>
+        </w:tc>
+      </w:tr>
+      <w:tr>
+        <w:trPr>
+          <w:trHeight w:val="510" w:hRule="atLeast"/>
+        </w:trPr>
+        <w:tc>
+          <w:tcPr>
+            <w:tcW w:type="dxa" w:w="9865"/>
+            <w:tcMar>
+              <w:top w:w="0" w:type="dxa"/>
+              <w:start w:w="0" w:type="dxa"/>
+              <w:bottom w:w="0" w:type="dxa"/>
+              <w:end w:w="0" w:type="dxa"/>
+            </w:tcMar>
+            <w:tcBorders>
+              <w:top w:val="nil"/>
+              <w:bottom w:val="single" w:sz="5" w:space="0" w:color="CBD5E1"/>
+              <w:start w:val="nil"/>
+              <w:end w:val="nil"/>
+            </w:tcBorders>
+          </w:tcPr>
+          <w:p>
+            <w:pPr>
               <w:spacing w:before="0" w:after="20" w:line="240" w:lineRule="auto"/>
             </w:pPr>
             <w:r>
@@ -3033,6 +3150,23 @@
       <w:pPr>
         <w:keepNext w:val="0"/>
         <w:keepLines w:val="0"/>
+        <w:spacing w:before="60" w:after="40" w:line="293" w:lineRule="auto"/>
+      </w:pPr>
+      <w:r>
+        <w:rPr>
+          <w:rFonts w:ascii="Arial Unicode MS" w:hAnsi="Arial Unicode MS" w:eastAsia="Arial Unicode MS"/>
+          <w:b/>
+          <w:i w:val="0"/>
+          <w:color w:val="1A2340"/>
+          <w:sz w:val="22"/>
+        </w:rPr>
+        <w:t>先寫完，再看：老師回：『我不是問原因，我要知道要不要先開始上課。』</w:t>
+      </w:r>
+    </w:p>
+    <w:p>
+      <w:pPr>
+        <w:keepNext w:val="0"/>
+        <w:keepLines w:val="0"/>
         <w:spacing w:before="0" w:after="40" w:line="293" w:lineRule="auto"/>
       </w:pPr>
       <w:r>
@@ -3040,198 +3174,10 @@
           <w:rFonts w:ascii="Arial Unicode MS" w:hAnsi="Arial Unicode MS" w:eastAsia="Arial Unicode MS"/>
           <w:b w:val="0"/>
           <w:i w:val="0"/>
-          <w:color w:val="5B6573"/>
+          <w:color w:val="1A2340"/>
           <w:sz w:val="22"/>
         </w:rPr>
-        <w:t>不看 AI 對話、不翻整本歷程本；不分享不影響學習關卡 1 狀態。</w:t>
-      </w:r>
-    </w:p>
-    <w:p>
-      <w:pPr>
-        <w:keepNext/>
-        <w:keepLines w:val="0"/>
-        <w:spacing w:before="120" w:after="100" w:line="293" w:lineRule="auto"/>
-      </w:pPr>
-      <w:r>
-        <w:rPr>
-          <w:rFonts w:ascii="JetBrains Mono" w:hAnsi="JetBrains Mono" w:eastAsia="Arial Unicode MS"/>
-          <w:b/>
-          <w:i w:val="0"/>
-          <w:color w:val="1D4ED8"/>
-          <w:sz w:val="30"/>
-        </w:rPr>
-        <w:t>08</w:t>
-      </w:r>
-      <w:r>
-        <w:rPr>
-          <w:rFonts w:ascii="Arial Unicode MS" w:hAnsi="Arial Unicode MS" w:eastAsia="Arial Unicode MS"/>
-          <w:b w:val="0"/>
-          <w:i w:val="0"/>
-          <w:color w:val="1D4ED8"/>
-          <w:sz w:val="30"/>
-        </w:rPr>
-        <w:t xml:space="preserve">  </w:t>
-      </w:r>
-      <w:r>
-        <w:rPr>
-          <w:rFonts w:ascii="Arial Unicode MS" w:hAnsi="Arial Unicode MS" w:eastAsia="Arial Unicode MS"/>
-          <w:b/>
-          <w:i w:val="0"/>
-          <w:color w:val="1A2340"/>
-          <w:sz w:val="30"/>
-        </w:rPr>
-        <w:t>本週完成確認</w:t>
-      </w:r>
-    </w:p>
-    <w:tbl>
-      <w:tblPr>
-        <w:tblW w:type="dxa" w:w="9865"/>
-        <w:jc w:val="left"/>
-        <w:tblLayout w:type="fixed"/>
-        <w:tblLook w:firstColumn="1" w:firstRow="1" w:lastColumn="0" w:lastRow="0" w:noHBand="0" w:noVBand="1" w:val="04A0"/>
-        <w:tblInd w:type="dxa" w:w="0"/>
-      </w:tblPr>
-      <w:tblGrid>
-        <w:gridCol w:w="9865"/>
-      </w:tblGrid>
-      <w:tr>
-        <w:tc>
-          <w:tcPr>
-            <w:tcW w:type="dxa" w:w="9865"/>
-            <w:tcMar>
-              <w:top w:w="100" w:type="dxa"/>
-              <w:start w:w="150" w:type="dxa"/>
-              <w:bottom w:w="100" w:type="dxa"/>
-              <w:end w:w="150" w:type="dxa"/>
-            </w:tcMar>
-            <w:tcBorders>
-              <w:top w:val="nil"/>
-              <w:bottom w:val="nil"/>
-              <w:start w:val="single" w:sz="14" w:space="0" w:color="1D4ED8"/>
-              <w:end w:val="nil"/>
-            </w:tcBorders>
-            <w:shd w:val="clear" w:color="auto" w:fill="F5F7FA"/>
-            <w:vAlign w:val="center"/>
-          </w:tcPr>
-          <w:p>
-            <w:pPr>
-              <w:keepNext w:val="0"/>
-              <w:keepLines w:val="0"/>
-              <w:spacing w:before="0" w:after="80" w:line="293" w:lineRule="auto"/>
-            </w:pPr>
-            <w:r>
-              <w:rPr>
-                <w:rFonts w:ascii="Arial Unicode MS" w:hAnsi="Arial Unicode MS" w:eastAsia="Arial Unicode MS"/>
-                <w:b/>
-                <w:i w:val="0"/>
-                <w:color w:val="1D4ED8"/>
-                <w:sz w:val="22"/>
-              </w:rPr>
-              <w:t>□ 完成</w:t>
-            </w:r>
-            <w:r>
-              <w:rPr>
-                <w:rFonts w:ascii="Arial Unicode MS" w:hAnsi="Arial Unicode MS" w:eastAsia="Arial Unicode MS"/>
-                <w:b w:val="0"/>
-                <w:i w:val="0"/>
-                <w:color w:val="1A2340"/>
-                <w:sz w:val="22"/>
-              </w:rPr>
-              <w:t xml:space="preserve">　我列至少 8 個、圈 3 個、選 1 個，並寫了 50–100 字。</w:t>
-            </w:r>
-          </w:p>
-          <w:p>
-            <w:pPr>
-              <w:keepNext w:val="0"/>
-              <w:keepLines w:val="0"/>
-              <w:spacing w:before="0" w:after="80" w:line="293" w:lineRule="auto"/>
-            </w:pPr>
-            <w:r>
-              <w:rPr>
-                <w:rFonts w:ascii="Arial Unicode MS" w:hAnsi="Arial Unicode MS" w:eastAsia="Arial Unicode MS"/>
-                <w:b/>
-                <w:i w:val="0"/>
-                <w:color w:val="1D4ED8"/>
-                <w:sz w:val="22"/>
-              </w:rPr>
-              <w:t>□ 證據</w:t>
-            </w:r>
-            <w:r>
-              <w:rPr>
-                <w:rFonts w:ascii="Arial Unicode MS" w:hAnsi="Arial Unicode MS" w:eastAsia="Arial Unicode MS"/>
-                <w:b w:val="0"/>
-                <w:i w:val="0"/>
-                <w:color w:val="1A2340"/>
-                <w:sz w:val="22"/>
-              </w:rPr>
-              <w:t xml:space="preserve">　短文裡至少有 2 個具體細節。</w:t>
-            </w:r>
-          </w:p>
-          <w:p>
-            <w:pPr>
-              <w:keepNext w:val="0"/>
-              <w:keepLines w:val="0"/>
-              <w:spacing w:before="0" w:after="0" w:line="293" w:lineRule="auto"/>
-            </w:pPr>
-            <w:r>
-              <w:rPr>
-                <w:rFonts w:ascii="Arial Unicode MS" w:hAnsi="Arial Unicode MS" w:eastAsia="Arial Unicode MS"/>
-                <w:b/>
-                <w:i w:val="0"/>
-                <w:color w:val="1D4ED8"/>
-                <w:sz w:val="22"/>
-              </w:rPr>
-              <w:t>□ 判斷</w:t>
-            </w:r>
-            <w:r>
-              <w:rPr>
-                <w:rFonts w:ascii="Arial Unicode MS" w:hAnsi="Arial Unicode MS" w:eastAsia="Arial Unicode MS"/>
-                <w:b w:val="0"/>
-                <w:i w:val="0"/>
-                <w:color w:val="1A2340"/>
-                <w:sz w:val="22"/>
-              </w:rPr>
-              <w:t xml:space="preserve">　我說明少掉一個細節後，讀者會少懂什麼或仍然知道什麼。</w:t>
-            </w:r>
-          </w:p>
-        </w:tc>
-      </w:tr>
-    </w:tbl>
-    <w:p>
-      <w:pPr>
-        <w:keepNext/>
-        <w:keepLines w:val="0"/>
-        <w:spacing w:before="140" w:after="100" w:line="293" w:lineRule="auto"/>
-      </w:pPr>
-      <w:r>
-        <w:rPr>
-          <w:rFonts w:ascii="JetBrains Mono" w:hAnsi="JetBrains Mono" w:eastAsia="Arial Unicode MS"/>
-          <w:b/>
-          <w:i w:val="0"/>
-          <w:color w:val="1D4ED8"/>
-          <w:sz w:val="30"/>
-        </w:rPr>
-        <w:t>09</w:t>
-      </w:r>
-      <w:r>
-        <w:rPr>
-          <w:rFonts w:ascii="Arial Unicode MS" w:hAnsi="Arial Unicode MS" w:eastAsia="Arial Unicode MS"/>
-          <w:b w:val="0"/>
-          <w:i w:val="0"/>
-          <w:color w:val="1D4ED8"/>
-          <w:sz w:val="30"/>
-        </w:rPr>
-        <w:t xml:space="preserve">  </w:t>
-      </w:r>
-      <w:r>
-        <w:rPr>
-          <w:rFonts w:ascii="Arial Unicode MS" w:hAnsi="Arial Unicode MS" w:eastAsia="Arial Unicode MS"/>
-          <w:b/>
-          <w:i w:val="0"/>
-          <w:color w:val="1A2340"/>
-          <w:sz w:val="30"/>
-        </w:rPr>
-        <w:t>個人反思｜可留白・不計分</w:t>
+        <w:t>再看你的回覆：哪一項該留、哪一項可以刪？改一次，留下刪留理由。</w:t>
       </w:r>
     </w:p>
     <w:p>
@@ -3248,7 +3194,7 @@
           <w:color w:val="5B6573"/>
           <w:sz w:val="22"/>
         </w:rPr>
-        <w:t>個人反思</w:t>
+        <w:t>再決定</w:t>
       </w:r>
       <w:r>
         <w:rPr>
@@ -3268,24 +3214,7 @@
           <w:color w:val="1A2340"/>
           <w:sz w:val="22"/>
         </w:rPr>
-        <w:t>今天哪一個決定最像你？</w:t>
-      </w:r>
-    </w:p>
-    <w:p>
-      <w:pPr>
-        <w:keepNext w:val="0"/>
-        <w:keepLines w:val="0"/>
-        <w:spacing w:before="0" w:after="20" w:line="293" w:lineRule="auto"/>
-      </w:pPr>
-      <w:r>
-        <w:rPr>
-          <w:rFonts w:ascii="Arial Unicode MS" w:hAnsi="Arial Unicode MS" w:eastAsia="Arial Unicode MS"/>
-          <w:b w:val="0"/>
-          <w:i w:val="0"/>
-          <w:color w:val="5B6573"/>
-          <w:sz w:val="22"/>
-        </w:rPr>
-        <w:t>本欄隨整本收回，但不計分、不要求分享；可改寫、用代稱或留白。</w:t>
+        <w:t>我改了／保留哪一項，因為</w:t>
       </w:r>
     </w:p>
     <w:tbl>
@@ -3394,7 +3323,7 @@
       <w:pPr>
         <w:keepNext/>
         <w:keepLines w:val="0"/>
-        <w:spacing w:before="140" w:after="100" w:line="293" w:lineRule="auto"/>
+        <w:spacing w:before="100" w:after="100" w:line="293" w:lineRule="auto"/>
       </w:pPr>
       <w:r>
         <w:rPr>
@@ -3404,7 +3333,7 @@
           <w:color w:val="1D4ED8"/>
           <w:sz w:val="30"/>
         </w:rPr>
-        <w:t>10</w:t>
+        <w:t>下一週</w:t>
       </w:r>
       <w:r>
         <w:rPr>
@@ -3424,178 +3353,9 @@
           <w:color w:val="1A2340"/>
           <w:sz w:val="30"/>
         </w:rPr>
-        <w:t>W4 入場作業｜下週上課前</w:t>
+        <w:t>W4 會接著用</w:t>
       </w:r>
     </w:p>
-    <w:p>
-      <w:pPr>
-        <w:keepNext/>
-        <w:keepLines w:val="0"/>
-        <w:spacing w:before="20" w:after="20" w:line="293" w:lineRule="auto"/>
-      </w:pPr>
-      <w:r>
-        <w:rPr>
-          <w:rFonts w:ascii="Arial Unicode MS" w:hAnsi="Arial Unicode MS" w:eastAsia="Arial Unicode MS"/>
-          <w:b/>
-          <w:i w:val="0"/>
-          <w:color w:val="1D4ED8"/>
-          <w:sz w:val="22"/>
-        </w:rPr>
-        <w:t>課堂必寫</w:t>
-      </w:r>
-      <w:r>
-        <w:rPr>
-          <w:rFonts w:ascii="Arial Unicode MS" w:hAnsi="Arial Unicode MS" w:eastAsia="Arial Unicode MS"/>
-          <w:b w:val="0"/>
-          <w:i w:val="0"/>
-          <w:color w:val="7B8491"/>
-          <w:sz w:val="22"/>
-        </w:rPr>
-        <w:t xml:space="preserve">  ｜  </w:t>
-      </w:r>
-      <w:r>
-        <w:rPr>
-          <w:rFonts w:ascii="Arial Unicode MS" w:hAnsi="Arial Unicode MS" w:eastAsia="Arial Unicode MS"/>
-          <w:b w:val="0"/>
-          <w:i w:val="0"/>
-          <w:color w:val="1A2340"/>
-          <w:sz w:val="22"/>
-        </w:rPr>
-        <w:t>50 字以內：最後留下哪 3 個細節？為什麼？</w:t>
-      </w:r>
-    </w:p>
-    <w:tbl>
-      <w:tblPr>
-        <w:tblW w:type="dxa" w:w="9865"/>
-        <w:jc w:val="left"/>
-        <w:tblLayout w:type="fixed"/>
-        <w:tblLook w:firstColumn="1" w:firstRow="1" w:lastColumn="0" w:lastRow="0" w:noHBand="0" w:noVBand="1" w:val="04A0"/>
-        <w:tblInd w:type="dxa" w:w="0"/>
-      </w:tblPr>
-      <w:tblGrid>
-        <w:gridCol w:w="9865"/>
-      </w:tblGrid>
-      <w:tr>
-        <w:trPr>
-          <w:trHeight w:val="510" w:hRule="atLeast"/>
-        </w:trPr>
-        <w:tc>
-          <w:tcPr>
-            <w:tcW w:type="dxa" w:w="9865"/>
-            <w:tcMar>
-              <w:top w:w="0" w:type="dxa"/>
-              <w:start w:w="0" w:type="dxa"/>
-              <w:bottom w:w="0" w:type="dxa"/>
-              <w:end w:w="0" w:type="dxa"/>
-            </w:tcMar>
-            <w:tcBorders>
-              <w:top w:val="nil"/>
-              <w:bottom w:val="single" w:sz="5" w:space="0" w:color="CBD5E1"/>
-              <w:start w:val="nil"/>
-              <w:end w:val="nil"/>
-            </w:tcBorders>
-          </w:tcPr>
-          <w:p>
-            <w:pPr>
-              <w:spacing w:before="0" w:after="0" w:line="240" w:lineRule="auto"/>
-            </w:pPr>
-            <w:r>
-              <w:t xml:space="preserve"> </w:t>
-            </w:r>
-          </w:p>
-        </w:tc>
-      </w:tr>
-      <w:tr>
-        <w:trPr>
-          <w:trHeight w:val="510" w:hRule="atLeast"/>
-        </w:trPr>
-        <w:tc>
-          <w:tcPr>
-            <w:tcW w:type="dxa" w:w="9865"/>
-            <w:tcMar>
-              <w:top w:w="0" w:type="dxa"/>
-              <w:start w:w="0" w:type="dxa"/>
-              <w:bottom w:w="0" w:type="dxa"/>
-              <w:end w:w="0" w:type="dxa"/>
-            </w:tcMar>
-            <w:tcBorders>
-              <w:top w:val="nil"/>
-              <w:bottom w:val="single" w:sz="5" w:space="0" w:color="CBD5E1"/>
-              <w:start w:val="nil"/>
-              <w:end w:val="nil"/>
-            </w:tcBorders>
-          </w:tcPr>
-          <w:p>
-            <w:pPr>
-              <w:spacing w:before="0" w:after="0" w:line="240" w:lineRule="auto"/>
-            </w:pPr>
-            <w:r>
-              <w:t xml:space="preserve"> </w:t>
-            </w:r>
-          </w:p>
-        </w:tc>
-      </w:tr>
-      <w:tr>
-        <w:trPr>
-          <w:trHeight w:val="510" w:hRule="atLeast"/>
-        </w:trPr>
-        <w:tc>
-          <w:tcPr>
-            <w:tcW w:type="dxa" w:w="9865"/>
-            <w:tcMar>
-              <w:top w:w="0" w:type="dxa"/>
-              <w:start w:w="0" w:type="dxa"/>
-              <w:bottom w:w="0" w:type="dxa"/>
-              <w:end w:w="0" w:type="dxa"/>
-            </w:tcMar>
-            <w:tcBorders>
-              <w:top w:val="nil"/>
-              <w:bottom w:val="single" w:sz="5" w:space="0" w:color="CBD5E1"/>
-              <w:start w:val="nil"/>
-              <w:end w:val="nil"/>
-            </w:tcBorders>
-          </w:tcPr>
-          <w:p>
-            <w:pPr>
-              <w:spacing w:before="0" w:after="0" w:line="240" w:lineRule="auto"/>
-            </w:pPr>
-            <w:r>
-              <w:t xml:space="preserve"> </w:t>
-            </w:r>
-          </w:p>
-        </w:tc>
-      </w:tr>
-      <w:tr>
-        <w:trPr>
-          <w:trHeight w:val="510" w:hRule="atLeast"/>
-        </w:trPr>
-        <w:tc>
-          <w:tcPr>
-            <w:tcW w:type="dxa" w:w="9865"/>
-            <w:tcMar>
-              <w:top w:w="0" w:type="dxa"/>
-              <w:start w:w="0" w:type="dxa"/>
-              <w:bottom w:w="0" w:type="dxa"/>
-              <w:end w:w="0" w:type="dxa"/>
-            </w:tcMar>
-            <w:tcBorders>
-              <w:top w:val="nil"/>
-              <w:bottom w:val="single" w:sz="5" w:space="0" w:color="CBD5E1"/>
-              <w:start w:val="nil"/>
-              <w:end w:val="nil"/>
-            </w:tcBorders>
-          </w:tcPr>
-          <w:p>
-            <w:pPr>
-              <w:spacing w:before="0" w:after="20" w:line="240" w:lineRule="auto"/>
-            </w:pPr>
-            <w:r>
-              <w:t xml:space="preserve"> </w:t>
-            </w:r>
-          </w:p>
-        </w:tc>
-      </w:tr>
-    </w:tbl>
     <w:p>
       <w:pPr>
         <w:keepNext w:val="0"/>
@@ -3607,34 +3367,34 @@
           <w:rFonts w:ascii="Arial Unicode MS" w:hAnsi="Arial Unicode MS" w:eastAsia="Arial Unicode MS"/>
           <w:b w:val="0"/>
           <w:i w:val="0"/>
-          <w:color w:val="5B6573"/>
+          <w:color w:val="1A2340"/>
           <w:sz w:val="22"/>
         </w:rPr>
-        <w:t>老師會依需要回看學習證據；只有你勾選同意，老師才會匿名分享；不勾不影響學習關卡 1 狀態。</w:t>
+        <w:t>第 3 頁已留下最後三個細節與刪留理由，這裡不用再抄一次。</w:t>
       </w:r>
     </w:p>
     <w:p>
       <w:pPr>
         <w:keepNext w:val="0"/>
         <w:keepLines w:val="0"/>
-        <w:spacing w:before="0" w:after="0" w:line="293" w:lineRule="auto"/>
+        <w:spacing w:before="0" w:after="40" w:line="293" w:lineRule="auto"/>
       </w:pPr>
       <w:r>
         <w:rPr>
           <w:rFonts w:ascii="Arial Unicode MS" w:hAnsi="Arial Unicode MS" w:eastAsia="Arial Unicode MS"/>
-          <w:b/>
+          <w:b w:val="0"/>
           <w:i w:val="0"/>
           <w:color w:val="1A2340"/>
           <w:sz w:val="22"/>
         </w:rPr>
-        <w:t>□ 我願意讓老師匿名分享　　□ 請不要分享</w:t>
+        <w:t>確認：至少列八個、圈三個，寫五十到一百字；短文至少兩個具體細節；最後決定有理由。</w:t>
       </w:r>
     </w:p>
     <w:p>
       <w:pPr>
         <w:keepNext w:val="0"/>
         <w:keepLines w:val="0"/>
-        <w:spacing w:before="60" w:after="0" w:line="293" w:lineRule="auto"/>
+        <w:spacing w:before="100" w:after="0" w:line="293" w:lineRule="auto"/>
       </w:pPr>
       <w:r>
         <w:rPr>
@@ -3644,7 +3404,7 @@
           <w:color w:val="1D4ED8"/>
           <w:sz w:val="22"/>
         </w:rPr>
-        <w:t>收件確認｜□ 只拍自己的第 1–4 頁上傳 Classroom　□ 紙本全本交回　□ 不拍同學</w:t>
+        <w:t>收件：只拍自己的頁面上傳 Classroom，確認已繳交，再把整本交回；不拍同學。</w:t>
       </w:r>
     </w:p>
     <w:sectPr>

--- a/worksheets/W3.docx
+++ b/worksheets/W3.docx
@@ -286,7 +286,7 @@
           <w:color w:val="5B6573"/>
           <w:sz w:val="22"/>
         </w:rPr>
-        <w:t>下課前整本收回保管；W5 再用 W2、W4 與本週原作查核學習關卡 1。AI／同學只能提問或選細節；你要看懂建議、決定怎麼用，並確認短文符合自己的記憶。不要求分享私人內容。</w:t>
+        <w:t>下課前整本收回保管；W5 再用 W2、W4 與本週原作查核學習關卡 1。短文由你親自寫；聽懂別人的選法後，自己決定怎麼用，並確認內容符合記憶。不要求分享私人內容。</w:t>
       </w:r>
     </w:p>
     <w:p>
@@ -377,7 +377,7 @@
       </w:tblGrid>
       <w:tr>
         <w:trPr>
-          <w:trHeight w:val="510" w:hRule="atLeast"/>
+          <w:trHeight w:val="907" w:hRule="atLeast"/>
         </w:trPr>
         <w:tc>
           <w:tcPr>
@@ -418,7 +418,6 @@
                 <w:color w:val="5B6573"/>
                 <w:sz w:val="22"/>
               </w:rPr>
-              <w:t>大概地點＋一個動作：</w:t>
             </w:r>
           </w:p>
         </w:tc>
@@ -461,14 +460,13 @@
                 <w:color w:val="5B6573"/>
                 <w:sz w:val="22"/>
               </w:rPr>
-              <w:t>大概地點＋一個動作：</w:t>
             </w:r>
           </w:p>
         </w:tc>
       </w:tr>
       <w:tr>
         <w:trPr>
-          <w:trHeight w:val="510" w:hRule="atLeast"/>
+          <w:trHeight w:val="907" w:hRule="atLeast"/>
         </w:trPr>
         <w:tc>
           <w:tcPr>
@@ -509,7 +507,6 @@
                 <w:color w:val="5B6573"/>
                 <w:sz w:val="22"/>
               </w:rPr>
-              <w:t>大概地點＋一個動作：</w:t>
             </w:r>
           </w:p>
         </w:tc>
@@ -552,14 +549,13 @@
                 <w:color w:val="5B6573"/>
                 <w:sz w:val="22"/>
               </w:rPr>
-              <w:t>大概地點＋一個動作：</w:t>
             </w:r>
           </w:p>
         </w:tc>
       </w:tr>
       <w:tr>
         <w:trPr>
-          <w:trHeight w:val="510" w:hRule="atLeast"/>
+          <w:trHeight w:val="907" w:hRule="atLeast"/>
         </w:trPr>
         <w:tc>
           <w:tcPr>
@@ -600,7 +596,6 @@
                 <w:color w:val="5B6573"/>
                 <w:sz w:val="22"/>
               </w:rPr>
-              <w:t>大概地點＋一個動作：</w:t>
             </w:r>
           </w:p>
         </w:tc>
@@ -643,14 +638,13 @@
                 <w:color w:val="5B6573"/>
                 <w:sz w:val="22"/>
               </w:rPr>
-              <w:t>大概地點＋一個動作：</w:t>
             </w:r>
           </w:p>
         </w:tc>
       </w:tr>
       <w:tr>
         <w:trPr>
-          <w:trHeight w:val="510" w:hRule="atLeast"/>
+          <w:trHeight w:val="907" w:hRule="atLeast"/>
         </w:trPr>
         <w:tc>
           <w:tcPr>
@@ -691,7 +685,6 @@
                 <w:color w:val="5B6573"/>
                 <w:sz w:val="22"/>
               </w:rPr>
-              <w:t>大概地點＋一個動作：</w:t>
             </w:r>
           </w:p>
         </w:tc>
@@ -734,14 +727,13 @@
                 <w:color w:val="5B6573"/>
                 <w:sz w:val="22"/>
               </w:rPr>
-              <w:t>大概地點＋一個動作：</w:t>
             </w:r>
           </w:p>
         </w:tc>
       </w:tr>
       <w:tr>
         <w:trPr>
-          <w:trHeight w:val="510" w:hRule="atLeast"/>
+          <w:trHeight w:val="907" w:hRule="atLeast"/>
         </w:trPr>
         <w:tc>
           <w:tcPr>
@@ -782,7 +774,6 @@
                 <w:color w:val="5B6573"/>
                 <w:sz w:val="22"/>
               </w:rPr>
-              <w:t>大概地點＋一個動作：</w:t>
             </w:r>
           </w:p>
         </w:tc>
@@ -825,7 +816,6 @@
                 <w:color w:val="5B6573"/>
                 <w:sz w:val="22"/>
               </w:rPr>
-              <w:t>大概地點＋一個動作：</w:t>
             </w:r>
           </w:p>
         </w:tc>
@@ -1029,7 +1019,7 @@
           <w:color w:val="5B6573"/>
           <w:sz w:val="22"/>
         </w:rPr>
-        <w:t>願意分享才給同桌看；不想分享可用老師的公開例子，不影響完成。</w:t>
+        <w:t>願意分享才給同桌看；不想分享可用《公開練習素材卡》，不影響完成。</w:t>
       </w:r>
     </w:p>
     <w:p>
@@ -1089,7 +1079,7 @@
           <w:color w:val="5B6573"/>
           <w:sz w:val="22"/>
         </w:rPr>
-        <w:t>有裝置用 AI，沒有就用紙本六題；兩種做法都算完成。</w:t>
+        <w:t>先自問、記關鍵字，再到第 3 頁開始寫。</w:t>
       </w:r>
     </w:p>
     <w:p>
@@ -1283,7 +1273,7 @@
                 <w:color w:val="C2414D"/>
                 <w:sz w:val="22"/>
               </w:rPr>
-              <w:t>不要輸入</w:t>
+              <w:t>不寫／不提供</w:t>
             </w:r>
             <w:r>
               <w:rPr>
@@ -1333,7 +1323,7 @@
           <w:color w:val="1A2340"/>
           <w:sz w:val="30"/>
         </w:rPr>
-        <w:t>選一條路，把細節找回來</w:t>
+        <w:t>先自己找細節，再試寫</w:t>
       </w:r>
     </w:p>
     <w:tbl>
@@ -1370,7 +1360,7 @@
             <w:pPr>
               <w:keepNext w:val="0"/>
               <w:keepLines w:val="0"/>
-              <w:spacing w:before="0" w:after="80" w:line="293" w:lineRule="auto"/>
+              <w:spacing w:before="0" w:after="0" w:line="293" w:lineRule="auto"/>
             </w:pPr>
             <w:r>
               <w:rPr>
@@ -1380,7 +1370,7 @@
                 <w:color w:val="1D4ED8"/>
                 <w:sz w:val="22"/>
               </w:rPr>
-              <w:t>🧭 可選用 AI</w:t>
+              <w:t>🔒 不使用 AI</w:t>
             </w:r>
             <w:r>
               <w:rPr>
@@ -1390,24 +1380,7 @@
                 <w:color w:val="1A2340"/>
                 <w:sz w:val="22"/>
               </w:rPr>
-              <w:t xml:space="preserve">　想不起細節時，可讓 AI 一次問一題；不用 AI 就照下面六題。兩條路都把關鍵字寫進同一張表。</w:t>
-            </w:r>
-          </w:p>
-          <w:p>
-            <w:pPr>
-              <w:keepNext w:val="0"/>
-              <w:keepLines w:val="0"/>
-              <w:spacing w:before="0" w:after="0" w:line="293" w:lineRule="auto"/>
-            </w:pPr>
-            <w:r>
-              <w:rPr>
-                <w:rFonts w:ascii="Arial Unicode MS" w:hAnsi="Arial Unicode MS" w:eastAsia="Arial Unicode MS"/>
-                <w:b w:val="0"/>
-                <w:i w:val="0"/>
-                <w:color w:val="1A2340"/>
-                <w:sz w:val="22"/>
-              </w:rPr>
-              <w:t>AI 可以提問，稍後也可以從既有答案選 3 個細節；它不能代寫或增加新事實。你要核對內容，最後由你決定並負責。</w:t>
+              <w:t xml:space="preserve">　先自己回想、記關鍵字並試寫；不用等到想齊才動筆。</w:t>
             </w:r>
           </w:p>
         </w:tc>
@@ -1461,7 +1434,7 @@
           <w:color w:val="5B6573"/>
           <w:sz w:val="22"/>
         </w:rPr>
-        <w:t>AI 完整指令可從網站簡報複製。把答案的關鍵字寫在下面；六題是上限，四題或想起足夠細節就能停。</w:t>
+        <w:t>先寫記得的關鍵字，不必六題全答；不記得就寫「不確定」。有材料就到第 3 頁 05 試寫一兩句，能寫就繼續。</w:t>
       </w:r>
     </w:p>
     <w:tbl>
@@ -1927,6 +1900,23 @@
     </w:tbl>
     <w:p>
       <w:pPr>
+        <w:keepNext w:val="0"/>
+        <w:keepLines w:val="0"/>
+        <w:spacing w:before="60" w:after="0" w:line="293" w:lineRule="auto"/>
+      </w:pPr>
+      <w:r>
+        <w:rPr>
+          <w:rFonts w:ascii="Arial Unicode MS" w:hAnsi="Arial Unicode MS" w:eastAsia="Arial Unicode MS"/>
+          <w:b w:val="0"/>
+          <w:i w:val="0"/>
+          <w:color w:val="5B6573"/>
+          <w:sz w:val="22"/>
+        </w:rPr>
+        <w:t>🧭 可選用 AI｜先嘗試後仍卡住，再由老師帶入一次一題的追問。只提供安全三行，不代寫、不補事實；核對後補在原表，55 分鐘回到自己寫。</w:t>
+      </w:r>
+    </w:p>
+    <w:p>
+      <w:pPr>
         <w:spacing w:after="0"/>
       </w:pPr>
       <w:r>
@@ -1982,7 +1972,7 @@
           <w:color w:val="5B6573"/>
           <w:sz w:val="22"/>
         </w:rPr>
-        <w:t>AI 可以幫你找細節；哪些值得留下，要你自己決定。</w:t>
+        <w:t>先自己寫，聽另一個選法，再做自己的決定。</w:t>
       </w:r>
     </w:p>
     <w:p>
@@ -2033,10 +2023,10 @@
           <w:rFonts w:ascii="Arial Unicode MS" w:hAnsi="Arial Unicode MS" w:eastAsia="Arial Unicode MS"/>
           <w:b/>
           <w:i w:val="0"/>
-          <w:color w:val="1D4ED8"/>
+          <w:color w:val="5B6573"/>
           <w:sz w:val="22"/>
         </w:rPr>
-        <w:t>課堂必寫</w:t>
+        <w:t>課堂必寫｜自己寫</w:t>
       </w:r>
       <w:r>
         <w:rPr>
@@ -2056,7 +2046,7 @@
           <w:color w:val="1A2340"/>
           <w:sz w:val="22"/>
         </w:rPr>
-        <w:t>寫發生了什麼；放進 3–5 個細節，其中至少 2 個要具體。</w:t>
+        <w:t>從剛才的開頭續寫；放進 3–5 個細節，其中至少 2 個要具體。</w:t>
       </w:r>
     </w:p>
     <w:tbl>
@@ -2325,7 +2315,7 @@
           <w:color w:val="5B6573"/>
           <w:sz w:val="22"/>
         </w:rPr>
-        <w:t>提早完成：回看另外兩個圈選瞬間，各想一句『為什麼最後沒選它？』</w:t>
+        <w:t>比較後：在下表圈出最後想留的 3 項；相同細節只算 1 項。保留原文與原選擇，不擦掉。</w:t>
       </w:r>
     </w:p>
     <w:p>
@@ -2362,7 +2352,7 @@
           <w:color w:val="1A2340"/>
           <w:sz w:val="30"/>
         </w:rPr>
-        <w:t>只比細節，不請 AI 寫第二篇</w:t>
+        <w:t>同一批答案，比較選擇</w:t>
       </w:r>
     </w:p>
     <w:p>
@@ -2379,7 +2369,7 @@
           <w:color w:val="5B6573"/>
           <w:sz w:val="22"/>
         </w:rPr>
-        <w:t>AI：從我的回答選 3 個具體細節，各用一句話說明原因；不改寫文章、不加新內容。沒有裝置又願意分享，就請同學看第 2 頁六題答案整頁，從同一批內容選 3 個。</w:t>
+        <w:t>先記自己的三項，再請同學從第 2 頁全部答案選 3 項、說理由。🧭 可選用 AI 做相同選材；不改寫、不加新事實，最後自己核對與決定。不分享私人內容可用公開素材。</w:t>
       </w:r>
     </w:p>
     <w:tbl>
@@ -2484,7 +2474,7 @@
                 <w:color w:val="1A2340"/>
                 <w:sz w:val="22"/>
               </w:rPr>
-              <w:t>AI／同學選的</w:t>
+              <w:t>同學／AI 選的</w:t>
             </w:r>
           </w:p>
         </w:tc>
@@ -2869,9 +2859,17 @@
     </w:tbl>
     <w:p>
       <w:pPr>
+        <w:spacing w:after="0"/>
+      </w:pPr>
+      <w:r>
+        <w:br w:type="page"/>
+      </w:r>
+    </w:p>
+    <w:p>
+      <w:pPr>
         <w:keepNext/>
         <w:keepLines w:val="0"/>
-        <w:pageBreakBefore/>
+        <w:pageBreakBefore w:val="0"/>
         <w:spacing w:before="0" w:after="60" w:line="293" w:lineRule="auto"/>
       </w:pPr>
       <w:r>
@@ -2899,7 +2897,7 @@
           <w:color w:val="1A2340"/>
           <w:sz w:val="44"/>
         </w:rPr>
-        <w:t>換個情境，再試一次</w:t>
+        <w:t>先試寫，再換個情境</w:t>
       </w:r>
     </w:p>
     <w:p>
@@ -2916,14 +2914,14 @@
           <w:color w:val="5B6573"/>
           <w:sz w:val="22"/>
         </w:rPr>
-        <w:t>不計分、不列學習關卡；用題目情境，不必交出私事。</w:t>
+        <w:t>課堂練習｜不計分、不列學習關卡；整本照常收回。</w:t>
       </w:r>
     </w:p>
     <w:p>
       <w:pPr>
         <w:keepNext/>
         <w:keepLines w:val="0"/>
-        <w:spacing w:before="100" w:after="40" w:line="293" w:lineRule="auto"/>
+        <w:spacing w:before="40" w:after="100" w:line="293" w:lineRule="auto"/>
       </w:pPr>
       <w:r>
         <w:rPr>
@@ -2933,7 +2931,7 @@
           <w:color w:val="1D4ED8"/>
           <w:sz w:val="30"/>
         </w:rPr>
-        <w:t>生活</w:t>
+        <w:t>暖身</w:t>
       </w:r>
       <w:r>
         <w:rPr>
@@ -2953,14 +2951,14 @@
           <w:color w:val="1A2340"/>
           <w:sz w:val="30"/>
         </w:rPr>
-        <w:t>晚到補習班，怎麼說清楚？</w:t>
+        <w:t>三個鏡頭，連成意思</w:t>
       </w:r>
     </w:p>
     <w:p>
       <w:pPr>
         <w:keepNext w:val="0"/>
         <w:keepLines w:val="0"/>
-        <w:spacing w:before="0" w:after="40" w:line="293" w:lineRule="auto"/>
+        <w:spacing w:before="0" w:after="80" w:line="293" w:lineRule="auto"/>
       </w:pPr>
       <w:r>
         <w:rPr>
@@ -2970,14 +2968,34 @@
           <w:color w:val="5B6573"/>
           <w:sz w:val="22"/>
         </w:rPr>
-        <w:t>課堂練習｜不計分、不列學習關卡；整本照常收回。</w:t>
+        <w:t xml:space="preserve">我先選 </w:t>
+      </w:r>
+      <w:r>
+        <w:rPr>
+          <w:rFonts w:ascii="JetBrains Mono" w:hAnsi="JetBrains Mono" w:eastAsia="Arial Unicode MS"/>
+          <w:b w:val="0"/>
+          <w:i w:val="0"/>
+          <w:color w:val="1A2340"/>
+          <w:sz w:val="22"/>
+        </w:rPr>
+        <w:t>____、____、____</w:t>
+      </w:r>
+      <w:r>
+        <w:rPr>
+          <w:rFonts w:ascii="Arial Unicode MS" w:hAnsi="Arial Unicode MS" w:eastAsia="Arial Unicode MS"/>
+          <w:b w:val="0"/>
+          <w:i w:val="0"/>
+          <w:color w:val="5B6573"/>
+          <w:sz w:val="22"/>
+        </w:rPr>
+        <w:t>，想讓人看懂 ____________________。</w:t>
       </w:r>
     </w:p>
     <w:p>
       <w:pPr>
         <w:keepNext w:val="0"/>
         <w:keepLines w:val="0"/>
-        <w:spacing w:before="0" w:after="40" w:line="293" w:lineRule="auto"/>
+        <w:spacing w:before="0" w:after="20" w:line="293" w:lineRule="auto"/>
       </w:pPr>
       <w:r>
         <w:rPr>
@@ -2987,61 +3005,7 @@
           <w:color w:val="1A2340"/>
           <w:sz w:val="22"/>
         </w:rPr>
-        <w:t>你在公車上。車子故障、司機請大家下車、你改搭下一班、估計晚到十五分鐘、晚餐吃麵、旁邊有人打瞌睡、天色很暗。</w:t>
-      </w:r>
-    </w:p>
-    <w:p>
-      <w:pPr>
-        <w:keepNext w:val="0"/>
-        <w:keepLines w:val="0"/>
-        <w:spacing w:before="0" w:after="40" w:line="293" w:lineRule="auto"/>
-      </w:pPr>
-      <w:r>
-        <w:rPr>
-          <w:rFonts w:ascii="Arial Unicode MS" w:hAnsi="Arial Unicode MS" w:eastAsia="Arial Unicode MS"/>
-          <w:b w:val="0"/>
-          <w:i w:val="0"/>
-          <w:color w:val="1A2340"/>
-          <w:sz w:val="22"/>
-        </w:rPr>
-        <w:t>補習班老師問你在哪裡。從這些事情選最需要的三項，寫一則四十字內的回覆。</w:t>
-      </w:r>
-    </w:p>
-    <w:p>
-      <w:pPr>
-        <w:keepNext/>
-        <w:keepLines w:val="0"/>
-        <w:spacing w:before="20" w:after="20" w:line="293" w:lineRule="auto"/>
-      </w:pPr>
-      <w:r>
-        <w:rPr>
-          <w:rFonts w:ascii="Arial Unicode MS" w:hAnsi="Arial Unicode MS" w:eastAsia="Arial Unicode MS"/>
-          <w:b/>
-          <w:i w:val="0"/>
-          <w:color w:val="5B6573"/>
-          <w:sz w:val="22"/>
-        </w:rPr>
-        <w:t>先做一次</w:t>
-      </w:r>
-      <w:r>
-        <w:rPr>
-          <w:rFonts w:ascii="Arial Unicode MS" w:hAnsi="Arial Unicode MS" w:eastAsia="Arial Unicode MS"/>
-          <w:b w:val="0"/>
-          <w:i w:val="0"/>
-          <w:color w:val="7B8491"/>
-          <w:sz w:val="22"/>
-        </w:rPr>
-        <w:t xml:space="preserve">  ｜  </w:t>
-      </w:r>
-      <w:r>
-        <w:rPr>
-          <w:rFonts w:ascii="Arial Unicode MS" w:hAnsi="Arial Unicode MS" w:eastAsia="Arial Unicode MS"/>
-          <w:b w:val="0"/>
-          <w:i w:val="0"/>
-          <w:color w:val="1A2340"/>
-          <w:sz w:val="22"/>
-        </w:rPr>
-        <w:t>我選的三項與回覆</w:t>
+        <w:t>各找一個具體細節，試寫 2–3 句。接不起來可換一個，不補原片沒有的事。</w:t>
       </w:r>
     </w:p>
     <w:tbl>
@@ -3150,17 +3114,54 @@
       <w:pPr>
         <w:keepNext w:val="0"/>
         <w:keepLines w:val="0"/>
-        <w:spacing w:before="60" w:after="40" w:line="293" w:lineRule="auto"/>
+        <w:spacing w:before="0" w:after="40" w:line="293" w:lineRule="auto"/>
       </w:pPr>
+      <w:r>
+        <w:rPr>
+          <w:rFonts w:ascii="Arial Unicode MS" w:hAnsi="Arial Unicode MS" w:eastAsia="Arial Unicode MS"/>
+          <w:b w:val="0"/>
+          <w:i w:val="0"/>
+          <w:color w:val="5B6573"/>
+          <w:sz w:val="22"/>
+        </w:rPr>
+        <w:t>同桌只依文字回讀：『我從你的文字，讀到＿＿。』不靠影片記憶補完。</w:t>
+      </w:r>
+    </w:p>
+    <w:p>
+      <w:pPr>
+        <w:keepNext/>
+        <w:keepLines w:val="0"/>
+        <w:spacing w:before="80" w:after="100" w:line="293" w:lineRule="auto"/>
+      </w:pPr>
+      <w:r>
+        <w:rPr>
+          <w:rFonts w:ascii="JetBrains Mono" w:hAnsi="JetBrains Mono" w:eastAsia="Arial Unicode MS"/>
+          <w:b/>
+          <w:i w:val="0"/>
+          <w:color w:val="1D4ED8"/>
+          <w:sz w:val="30"/>
+        </w:rPr>
+        <w:t>課末</w:t>
+      </w:r>
+      <w:r>
+        <w:rPr>
+          <w:rFonts w:ascii="Arial Unicode MS" w:hAnsi="Arial Unicode MS" w:eastAsia="Arial Unicode MS"/>
+          <w:b w:val="0"/>
+          <w:i w:val="0"/>
+          <w:color w:val="1D4ED8"/>
+          <w:sz w:val="30"/>
+        </w:rPr>
+        <w:t xml:space="preserve">  </w:t>
+      </w:r>
       <w:r>
         <w:rPr>
           <w:rFonts w:ascii="Arial Unicode MS" w:hAnsi="Arial Unicode MS" w:eastAsia="Arial Unicode MS"/>
           <w:b/>
           <w:i w:val="0"/>
           <w:color w:val="1A2340"/>
-          <w:sz w:val="22"/>
+          <w:sz w:val="30"/>
         </w:rPr>
-        <w:t>先寫完，再看：老師回：『我不是問原因，我要知道要不要先開始上課。』</w:t>
+        <w:t>請同學找對你的水壺</w:t>
       </w:r>
     </w:p>
     <w:p>
@@ -3177,7 +3178,7 @@
           <w:color w:val="1A2340"/>
           <w:sz w:val="22"/>
         </w:rPr>
-        <w:t>再看你的回覆：哪一項該留、哪一項可以刪？改一次，留下刪留理由。</w:t>
+        <w:t>課堂模擬：你的水壺是黑色的，有藍色提帶、山形貼紙，底部有一處凹痕。同學正好經過失物台，願意幫你找。</w:t>
       </w:r>
     </w:p>
     <w:p>
@@ -3194,7 +3195,7 @@
           <w:color w:val="5B6573"/>
           <w:sz w:val="22"/>
         </w:rPr>
-        <w:t>再決定</w:t>
+        <w:t>先做一次</w:t>
       </w:r>
       <w:r>
         <w:rPr>
@@ -3214,7 +3215,7 @@
           <w:color w:val="1A2340"/>
           <w:sz w:val="22"/>
         </w:rPr>
-        <w:t>我改了／保留哪一項，因為</w:t>
+        <w:t>挑兩個你認為最有用的特徵，寫一句訊息給他。先保留初答，不擦掉。</w:t>
       </w:r>
     </w:p>
     <w:tbl>
@@ -3280,6 +3281,139 @@
           </w:tcPr>
           <w:p>
             <w:pPr>
+              <w:spacing w:before="0" w:after="20" w:line="240" w:lineRule="auto"/>
+            </w:pPr>
+            <w:r>
+              <w:t xml:space="preserve"> </w:t>
+            </w:r>
+          </w:p>
+        </w:tc>
+      </w:tr>
+    </w:tbl>
+    <w:p>
+      <w:pPr>
+        <w:keepNext w:val="0"/>
+        <w:keepLines w:val="0"/>
+        <w:spacing w:before="40" w:after="20" w:line="293" w:lineRule="auto"/>
+      </w:pPr>
+      <w:r>
+        <w:rPr>
+          <w:rFonts w:ascii="Arial Unicode MS" w:hAnsi="Arial Unicode MS" w:eastAsia="Arial Unicode MS"/>
+          <w:b/>
+          <w:i w:val="0"/>
+          <w:color w:val="1A2340"/>
+          <w:sz w:val="22"/>
+        </w:rPr>
+        <w:t>先寫完，等老師投影失物台；先保留原答，再核對。</w:t>
+      </w:r>
+    </w:p>
+    <w:p>
+      <w:pPr>
+        <w:keepNext w:val="0"/>
+        <w:keepLines w:val="0"/>
+        <w:spacing w:before="0" w:after="80" w:line="293" w:lineRule="auto"/>
+      </w:pPr>
+      <w:r>
+        <w:rPr>
+          <w:rFonts w:ascii="Arial Unicode MS" w:hAnsi="Arial Unicode MS" w:eastAsia="Arial Unicode MS"/>
+          <w:b w:val="0"/>
+          <w:i w:val="0"/>
+          <w:color w:val="5B6573"/>
+          <w:sz w:val="22"/>
+        </w:rPr>
+        <w:t>只照我的原訊息，可能拿到：</w:t>
+      </w:r>
+      <w:r>
+        <w:rPr>
+          <w:rFonts w:ascii="JetBrains Mono" w:hAnsi="JetBrains Mono" w:eastAsia="Arial Unicode MS"/>
+          <w:b w:val="0"/>
+          <w:i w:val="0"/>
+          <w:color w:val="1A2340"/>
+          <w:sz w:val="22"/>
+        </w:rPr>
+        <w:t>________________</w:t>
+      </w:r>
+      <w:r>
+        <w:rPr>
+          <w:rFonts w:ascii="Arial Unicode MS" w:hAnsi="Arial Unicode MS" w:eastAsia="Arial Unicode MS"/>
+          <w:b w:val="0"/>
+          <w:i w:val="0"/>
+          <w:color w:val="5B6573"/>
+          <w:sz w:val="22"/>
+        </w:rPr>
+        <w:t>（所有符合的編號）。</w:t>
+      </w:r>
+    </w:p>
+    <w:p>
+      <w:pPr>
+        <w:keepNext/>
+        <w:keepLines w:val="0"/>
+        <w:spacing w:before="40" w:after="20" w:line="293" w:lineRule="auto"/>
+      </w:pPr>
+      <w:r>
+        <w:rPr>
+          <w:rFonts w:ascii="Arial Unicode MS" w:hAnsi="Arial Unicode MS" w:eastAsia="Arial Unicode MS"/>
+          <w:b/>
+          <w:i w:val="0"/>
+          <w:color w:val="5B6573"/>
+          <w:sz w:val="22"/>
+        </w:rPr>
+        <w:t>再決定</w:t>
+      </w:r>
+      <w:r>
+        <w:rPr>
+          <w:rFonts w:ascii="Arial Unicode MS" w:hAnsi="Arial Unicode MS" w:eastAsia="Arial Unicode MS"/>
+          <w:b w:val="0"/>
+          <w:i w:val="0"/>
+          <w:color w:val="7B8491"/>
+          <w:sz w:val="22"/>
+        </w:rPr>
+        <w:t xml:space="preserve">  ｜  </w:t>
+      </w:r>
+      <w:r>
+        <w:rPr>
+          <w:rFonts w:ascii="Arial Unicode MS" w:hAnsi="Arial Unicode MS" w:eastAsia="Arial Unicode MS"/>
+          <w:b w:val="0"/>
+          <w:i w:val="0"/>
+          <w:color w:val="1A2340"/>
+          <w:sz w:val="22"/>
+        </w:rPr>
+        <w:t>□ 修改　□ 保留。現在的訊息（仍用兩個特徵）：</w:t>
+      </w:r>
+    </w:p>
+    <w:tbl>
+      <w:tblPr>
+        <w:tblW w:type="dxa" w:w="9865"/>
+        <w:jc w:val="left"/>
+        <w:tblLayout w:type="fixed"/>
+        <w:tblLook w:firstColumn="1" w:firstRow="1" w:lastColumn="0" w:lastRow="0" w:noHBand="0" w:noVBand="1" w:val="04A0"/>
+        <w:tblInd w:type="dxa" w:w="0"/>
+      </w:tblPr>
+      <w:tblGrid>
+        <w:gridCol w:w="9865"/>
+      </w:tblGrid>
+      <w:tr>
+        <w:trPr>
+          <w:trHeight w:val="510" w:hRule="atLeast"/>
+        </w:trPr>
+        <w:tc>
+          <w:tcPr>
+            <w:tcW w:type="dxa" w:w="9865"/>
+            <w:tcMar>
+              <w:top w:w="0" w:type="dxa"/>
+              <w:start w:w="0" w:type="dxa"/>
+              <w:bottom w:w="0" w:type="dxa"/>
+              <w:end w:w="0" w:type="dxa"/>
+            </w:tcMar>
+            <w:tcBorders>
+              <w:top w:val="nil"/>
+              <w:bottom w:val="single" w:sz="5" w:space="0" w:color="CBD5E1"/>
+              <w:start w:val="nil"/>
+              <w:end w:val="nil"/>
+            </w:tcBorders>
+          </w:tcPr>
+          <w:p>
+            <w:pPr>
               <w:spacing w:before="0" w:after="0" w:line="240" w:lineRule="auto"/>
             </w:pPr>
             <w:r>
@@ -3321,46 +3455,9 @@
     </w:tbl>
     <w:p>
       <w:pPr>
-        <w:keepNext/>
-        <w:keepLines w:val="0"/>
-        <w:spacing w:before="100" w:after="100" w:line="293" w:lineRule="auto"/>
-      </w:pPr>
-      <w:r>
-        <w:rPr>
-          <w:rFonts w:ascii="JetBrains Mono" w:hAnsi="JetBrains Mono" w:eastAsia="Arial Unicode MS"/>
-          <w:b/>
-          <w:i w:val="0"/>
-          <w:color w:val="1D4ED8"/>
-          <w:sz w:val="30"/>
-        </w:rPr>
-        <w:t>下一週</w:t>
-      </w:r>
-      <w:r>
-        <w:rPr>
-          <w:rFonts w:ascii="Arial Unicode MS" w:hAnsi="Arial Unicode MS" w:eastAsia="Arial Unicode MS"/>
-          <w:b w:val="0"/>
-          <w:i w:val="0"/>
-          <w:color w:val="1D4ED8"/>
-          <w:sz w:val="30"/>
-        </w:rPr>
-        <w:t xml:space="preserve">  </w:t>
-      </w:r>
-      <w:r>
-        <w:rPr>
-          <w:rFonts w:ascii="Arial Unicode MS" w:hAnsi="Arial Unicode MS" w:eastAsia="Arial Unicode MS"/>
-          <w:b/>
-          <w:i w:val="0"/>
-          <w:color w:val="1A2340"/>
-          <w:sz w:val="30"/>
-        </w:rPr>
-        <w:t>W4 會接著用</w:t>
-      </w:r>
-    </w:p>
-    <w:p>
-      <w:pPr>
         <w:keepNext w:val="0"/>
         <w:keepLines w:val="0"/>
-        <w:spacing w:before="0" w:after="40" w:line="293" w:lineRule="auto"/>
+        <w:spacing w:before="0" w:after="20" w:line="293" w:lineRule="auto"/>
       </w:pPr>
       <w:r>
         <w:rPr>
@@ -3370,41 +3467,96 @@
           <w:color w:val="1A2340"/>
           <w:sz w:val="22"/>
         </w:rPr>
-        <w:t>第 3 頁已留下最後三個細節與刪留理由，這裡不用再抄一次。</w:t>
+        <w:t>理由：我換掉／保留了什麼？現在會對上哪幾個，為什麼？</w:t>
       </w:r>
     </w:p>
+    <w:tbl>
+      <w:tblPr>
+        <w:tblW w:type="dxa" w:w="9865"/>
+        <w:jc w:val="left"/>
+        <w:tblLayout w:type="fixed"/>
+        <w:tblLook w:firstColumn="1" w:firstRow="1" w:lastColumn="0" w:lastRow="0" w:noHBand="0" w:noVBand="1" w:val="04A0"/>
+        <w:tblInd w:type="dxa" w:w="0"/>
+      </w:tblPr>
+      <w:tblGrid>
+        <w:gridCol w:w="9865"/>
+      </w:tblGrid>
+      <w:tr>
+        <w:trPr>
+          <w:trHeight w:val="510" w:hRule="atLeast"/>
+        </w:trPr>
+        <w:tc>
+          <w:tcPr>
+            <w:tcW w:type="dxa" w:w="9865"/>
+            <w:tcMar>
+              <w:top w:w="0" w:type="dxa"/>
+              <w:start w:w="0" w:type="dxa"/>
+              <w:bottom w:w="0" w:type="dxa"/>
+              <w:end w:w="0" w:type="dxa"/>
+            </w:tcMar>
+            <w:tcBorders>
+              <w:top w:val="nil"/>
+              <w:bottom w:val="single" w:sz="5" w:space="0" w:color="CBD5E1"/>
+              <w:start w:val="nil"/>
+              <w:end w:val="nil"/>
+            </w:tcBorders>
+          </w:tcPr>
+          <w:p>
+            <w:pPr>
+              <w:spacing w:before="0" w:after="0" w:line="240" w:lineRule="auto"/>
+            </w:pPr>
+            <w:r>
+              <w:t xml:space="preserve"> </w:t>
+            </w:r>
+          </w:p>
+        </w:tc>
+      </w:tr>
+      <w:tr>
+        <w:trPr>
+          <w:trHeight w:val="510" w:hRule="atLeast"/>
+        </w:trPr>
+        <w:tc>
+          <w:tcPr>
+            <w:tcW w:type="dxa" w:w="9865"/>
+            <w:tcMar>
+              <w:top w:w="0" w:type="dxa"/>
+              <w:start w:w="0" w:type="dxa"/>
+              <w:bottom w:w="0" w:type="dxa"/>
+              <w:end w:w="0" w:type="dxa"/>
+            </w:tcMar>
+            <w:tcBorders>
+              <w:top w:val="nil"/>
+              <w:bottom w:val="single" w:sz="5" w:space="0" w:color="CBD5E1"/>
+              <w:start w:val="nil"/>
+              <w:end w:val="nil"/>
+            </w:tcBorders>
+          </w:tcPr>
+          <w:p>
+            <w:pPr>
+              <w:spacing w:before="0" w:after="20" w:line="240" w:lineRule="auto"/>
+            </w:pPr>
+            <w:r>
+              <w:t xml:space="preserve"> </w:t>
+            </w:r>
+          </w:p>
+        </w:tc>
+      </w:tr>
+    </w:tbl>
     <w:p>
       <w:pPr>
         <w:keepNext w:val="0"/>
         <w:keepLines w:val="0"/>
-        <w:spacing w:before="0" w:after="40" w:line="293" w:lineRule="auto"/>
+        <w:spacing w:before="40" w:after="0" w:line="293" w:lineRule="auto"/>
       </w:pPr>
       <w:r>
         <w:rPr>
           <w:rFonts w:ascii="Arial Unicode MS" w:hAnsi="Arial Unicode MS" w:eastAsia="Arial Unicode MS"/>
           <w:b w:val="0"/>
           <w:i w:val="0"/>
-          <w:color w:val="1A2340"/>
+          <w:color w:val="5B6573"/>
           <w:sz w:val="22"/>
         </w:rPr>
-        <w:t>確認：至少列八個、圈三個，寫五十到一百字；短文至少兩個具體細節；最後決定有理由。</w:t>
-      </w:r>
-    </w:p>
-    <w:p>
-      <w:pPr>
-        <w:keepNext w:val="0"/>
-        <w:keepLines w:val="0"/>
-        <w:spacing w:before="100" w:after="0" w:line="293" w:lineRule="auto"/>
-      </w:pPr>
-      <w:r>
-        <w:rPr>
-          <w:rFonts w:ascii="Arial Unicode MS" w:hAnsi="Arial Unicode MS" w:eastAsia="Arial Unicode MS"/>
-          <w:b/>
-          <w:i w:val="0"/>
-          <w:color w:val="1D4ED8"/>
-          <w:sz w:val="22"/>
-        </w:rPr>
-        <w:t>收件：只拍自己的頁面上傳 Classroom，確認已繳交，再把整本交回；不拍同學。</w:t>
+        <w:t>W4 接著用第 3 頁原文與最後決定；不用另抄摘要。</w:t>
       </w:r>
     </w:p>
     <w:sectPr>

--- a/worksheets/W3.docx
+++ b/worksheets/W3.docx
@@ -2369,7 +2369,7 @@
           <w:color w:val="5B6573"/>
           <w:sz w:val="22"/>
         </w:rPr>
-        <w:t>先記自己的三項，再請同學從第 2 頁全部答案選 3 項、說理由。🧭 可選用 AI 做相同選材；不改寫、不加新事實，最後自己核對與決定。不分享私人內容可用公開素材。</w:t>
+        <w:t>73–74 先記自己三項；74–76 搭檔看第 2 頁全答選材；76／78 分換手說理由，記右欄。🧭 選 AI 或用法不同見投影 36；只留一版對照，不代寫、不加事實。可用公開素材。</w:t>
       </w:r>
     </w:p>
     <w:tbl>

--- a/worksheets/W3.docx
+++ b/worksheets/W3.docx
@@ -3556,7 +3556,7 @@
           <w:color w:val="5B6573"/>
           <w:sz w:val="22"/>
         </w:rPr>
-        <w:t>W4 接著用第 3 頁原文與最後決定；不用另抄摘要。</w:t>
+        <w:t>W4 可選今天的文字作素材，也可另選公開素材；不用另抄摘要。</w:t>
       </w:r>
     </w:p>
     <w:sectPr>

--- a/worksheets/W3.docx
+++ b/worksheets/W3.docx
@@ -3559,6 +3559,462 @@
         <w:t>W4 可選今天的文字作素材，也可另選公開素材；不用另抄摘要。</w:t>
       </w:r>
     </w:p>
+    <w:p>
+      <w:r>
+        <w:br w:type="page"/>
+      </w:r>
+    </w:p>
+    <w:p>
+      <w:pPr>
+        <w:spacing w:after="100" w:line="312" w:lineRule="auto"/>
+      </w:pPr>
+      <w:r>
+        <w:rPr>
+          <w:rFonts w:ascii="Arial Unicode MS" w:hAnsi="Arial Unicode MS" w:eastAsia="Arial Unicode MS"/>
+          <w:b/>
+          <w:sz w:val="44"/>
+        </w:rPr>
+        <w:t>W3 / 05 · 學科遷移｜原題材料</w:t>
+      </w:r>
+    </w:p>
+    <w:p>
+      <w:pPr>
+        <w:spacing w:after="100" w:line="312" w:lineRule="auto"/>
+      </w:pPr>
+      <w:r>
+        <w:rPr>
+          <w:rFonts w:ascii="Arial Unicode MS" w:hAnsi="Arial Unicode MS" w:eastAsia="Arial Unicode MS"/>
+          <w:b/>
+          <w:sz w:val="22"/>
+        </w:rPr>
+        <w:t>課堂必寫｜86–95 分。原題在本頁，自己的解題留第 6 頁。</w:t>
+      </w:r>
+    </w:p>
+    <w:p>
+      <w:pPr>
+        <w:spacing w:after="100" w:line="312" w:lineRule="auto"/>
+      </w:pPr>
+      <w:r>
+        <w:rPr>
+          <w:rFonts w:ascii="Arial Unicode MS" w:hAnsi="Arial Unicode MS" w:eastAsia="Arial Unicode MS"/>
+          <w:b w:val="0"/>
+          <w:sz w:val="21"/>
+        </w:rPr>
+        <w:t>108 學測自然第 37 題・印刷第 10 頁。原題與原圖；換問強度的追問為本課另擬。</w:t>
+      </w:r>
+    </w:p>
+    <w:p>
+      <w:r>
+        <w:drawing>
+          <wp:inline xmlns:a="http://schemas.openxmlformats.org/drawingml/2006/main" xmlns:pic="http://schemas.openxmlformats.org/drawingml/2006/picture">
+            <wp:extent cx="6264000" cy="3972398"/>
+            <wp:docPr id="1" name="Picture 1"/>
+            <wp:cNvGraphicFramePr>
+              <a:graphicFrameLocks noChangeAspect="1"/>
+            </wp:cNvGraphicFramePr>
+            <a:graphic>
+              <a:graphicData uri="http://schemas.openxmlformats.org/drawingml/2006/picture">
+                <pic:pic>
+                  <pic:nvPicPr>
+                    <pic:cNvPr id="0" name="w3.png"/>
+                    <pic:cNvPicPr/>
+                  </pic:nvPicPr>
+                  <pic:blipFill>
+                    <a:blip r:embed="rId11"/>
+                    <a:stretch>
+                      <a:fillRect/>
+                    </a:stretch>
+                  </pic:blipFill>
+                  <pic:spPr>
+                    <a:xfrm>
+                      <a:off x="0" y="0"/>
+                      <a:ext cx="6264000" cy="3972398"/>
+                    </a:xfrm>
+                    <a:prstGeom prst="rect"/>
+                  </pic:spPr>
+                </pic:pic>
+              </a:graphicData>
+            </a:graphic>
+          </wp:inline>
+        </w:drawing>
+      </w:r>
+    </w:p>
+    <w:p>
+      <w:pPr>
+        <w:spacing w:after="100" w:line="312" w:lineRule="auto"/>
+      </w:pPr>
+      <w:r>
+        <w:rPr>
+          <w:rFonts w:ascii="Arial Unicode MS" w:hAnsi="Arial Unicode MS" w:eastAsia="Arial Unicode MS"/>
+          <w:b/>
+          <w:sz w:val="22"/>
+        </w:rPr>
+        <w:t>任務｜自己解原題第 37 題。圈出你選用的線索，在旁寫『因為這題問……』。先保留未選的資訊，不必把整張圖都圈起來。</w:t>
+      </w:r>
+    </w:p>
+    <w:p>
+      <w:pPr>
+        <w:spacing w:after="100" w:line="312" w:lineRule="auto"/>
+      </w:pPr>
+      <w:r>
+        <w:rPr>
+          <w:rFonts w:ascii="Arial Unicode MS" w:hAnsi="Arial Unicode MS" w:eastAsia="Arial Unicode MS"/>
+          <w:b w:val="0"/>
+          <w:sz w:val="22"/>
+        </w:rPr>
+        <w:t>需要時回查｜平均速率＝移動距離 ÷ 經過時間。題目給的是颱風中心的位置紀錄；風速與中心移動速率是不同的量。</w:t>
+      </w:r>
+    </w:p>
+    <w:p>
+      <w:pPr>
+        <w:spacing w:after="100" w:line="312" w:lineRule="auto"/>
+      </w:pPr>
+      <w:r>
+        <w:rPr>
+          <w:rFonts w:ascii="Arial Unicode MS" w:hAnsi="Arial Unicode MS" w:eastAsia="Arial Unicode MS"/>
+          <w:b w:val="0"/>
+          <w:sz w:val="22"/>
+        </w:rPr>
+        <w:t>原圖可直接圈線索；不必抄原文。完整原卷與最後詳解見本週投影。</w:t>
+      </w:r>
+    </w:p>
+    <w:p>
+      <w:r>
+        <w:br w:type="page"/>
+      </w:r>
+    </w:p>
+    <w:p>
+      <w:pPr>
+        <w:spacing w:after="100" w:line="312" w:lineRule="auto"/>
+      </w:pPr>
+      <w:r>
+        <w:rPr>
+          <w:rFonts w:ascii="Arial Unicode MS" w:hAnsi="Arial Unicode MS" w:eastAsia="Arial Unicode MS"/>
+          <w:b/>
+          <w:sz w:val="44"/>
+        </w:rPr>
+        <w:t>W3 / 06 · 自己的解題來路</w:t>
+      </w:r>
+    </w:p>
+    <w:p>
+      <w:pPr>
+        <w:spacing w:after="100" w:line="312" w:lineRule="auto"/>
+      </w:pPr>
+      <w:r>
+        <w:rPr>
+          <w:rFonts w:ascii="Arial Unicode MS" w:hAnsi="Arial Unicode MS" w:eastAsia="Arial Unicode MS"/>
+          <w:b/>
+          <w:sz w:val="22"/>
+        </w:rPr>
+        <w:t>課堂必寫｜保留初答，學科練習不計分、不另上傳。</w:t>
+      </w:r>
+    </w:p>
+    <w:p>
+      <w:pPr>
+        <w:spacing w:after="100" w:line="312" w:lineRule="auto"/>
+      </w:pPr>
+      <w:r>
+        <w:rPr>
+          <w:rFonts w:ascii="Arial Unicode MS" w:hAnsi="Arial Unicode MS" w:eastAsia="Arial Unicode MS"/>
+          <w:b/>
+          <w:sz w:val="30"/>
+        </w:rPr>
+        <w:t>01｜初答與依據／草圖／算式</w:t>
+      </w:r>
+    </w:p>
+    <w:p>
+      <w:pPr>
+        <w:spacing w:after="100" w:line="312" w:lineRule="auto"/>
+      </w:pPr>
+      <w:r>
+        <w:rPr>
+          <w:rFonts w:ascii="Arial Unicode MS" w:hAnsi="Arial Unicode MS" w:eastAsia="Arial Unicode MS"/>
+          <w:b w:val="0"/>
+          <w:sz w:val="22"/>
+        </w:rPr>
+        <w:t>🔒 不使用 AI｜第 5 頁可直接圈線索；未解完，記已走到的步驟或卡點。</w:t>
+      </w:r>
+    </w:p>
+    <w:p>
+      <w:pPr>
+        <w:spacing w:after="0" w:line="510" w:lineRule="exact"/>
+        <w:pBdr>
+          <w:bottom w:val="single" w:sz="4" w:color="CBD5E1"/>
+        </w:pBdr>
+      </w:pPr>
+      <w:r>
+        <w:rPr>
+          <w:rFonts w:ascii="Arial Unicode MS" w:hAnsi="Arial Unicode MS" w:eastAsia="Arial Unicode MS"/>
+          <w:b w:val="0"/>
+          <w:sz w:val="22"/>
+        </w:rPr>
+        <w:t xml:space="preserve">　</w:t>
+      </w:r>
+    </w:p>
+    <w:p>
+      <w:pPr>
+        <w:spacing w:after="0" w:line="510" w:lineRule="exact"/>
+        <w:pBdr>
+          <w:bottom w:val="single" w:sz="4" w:color="CBD5E1"/>
+        </w:pBdr>
+      </w:pPr>
+      <w:r>
+        <w:rPr>
+          <w:rFonts w:ascii="Arial Unicode MS" w:hAnsi="Arial Unicode MS" w:eastAsia="Arial Unicode MS"/>
+          <w:b w:val="0"/>
+          <w:sz w:val="22"/>
+        </w:rPr>
+        <w:t xml:space="preserve">　</w:t>
+      </w:r>
+    </w:p>
+    <w:p>
+      <w:pPr>
+        <w:spacing w:after="0" w:line="510" w:lineRule="exact"/>
+        <w:pBdr>
+          <w:bottom w:val="single" w:sz="4" w:color="CBD5E1"/>
+        </w:pBdr>
+      </w:pPr>
+      <w:r>
+        <w:rPr>
+          <w:rFonts w:ascii="Arial Unicode MS" w:hAnsi="Arial Unicode MS" w:eastAsia="Arial Unicode MS"/>
+          <w:b w:val="0"/>
+          <w:sz w:val="22"/>
+        </w:rPr>
+        <w:t xml:space="preserve">　</w:t>
+      </w:r>
+    </w:p>
+    <w:p>
+      <w:pPr>
+        <w:spacing w:after="0" w:line="510" w:lineRule="exact"/>
+        <w:pBdr>
+          <w:bottom w:val="single" w:sz="4" w:color="CBD5E1"/>
+        </w:pBdr>
+      </w:pPr>
+      <w:r>
+        <w:rPr>
+          <w:rFonts w:ascii="Arial Unicode MS" w:hAnsi="Arial Unicode MS" w:eastAsia="Arial Unicode MS"/>
+          <w:b w:val="0"/>
+          <w:sz w:val="22"/>
+        </w:rPr>
+        <w:t xml:space="preserve">　</w:t>
+      </w:r>
+    </w:p>
+    <w:p>
+      <w:pPr>
+        <w:spacing w:after="100" w:line="312" w:lineRule="auto"/>
+      </w:pPr>
+      <w:r>
+        <w:rPr>
+          <w:rFonts w:ascii="Arial Unicode MS" w:hAnsi="Arial Unicode MS" w:eastAsia="Arial Unicode MS"/>
+          <w:b/>
+          <w:sz w:val="30"/>
+        </w:rPr>
+        <w:t>02｜提示與搭檔實際回應</w:t>
+      </w:r>
+    </w:p>
+    <w:p>
+      <w:pPr>
+        <w:spacing w:after="100" w:line="312" w:lineRule="auto"/>
+      </w:pPr>
+      <w:r>
+        <w:rPr>
+          <w:rFonts w:ascii="Arial Unicode MS" w:hAnsi="Arial Unicode MS" w:eastAsia="Arial Unicode MS"/>
+          <w:b w:val="0"/>
+          <w:sz w:val="22"/>
+        </w:rPr>
+        <w:t>提示 □未用 □1 □2 □3　搭檔座號＿＿＿</w:t>
+      </w:r>
+    </w:p>
+    <w:p>
+      <w:pPr>
+        <w:spacing w:after="0" w:line="510" w:lineRule="exact"/>
+        <w:pBdr>
+          <w:bottom w:val="single" w:sz="4" w:color="CBD5E1"/>
+        </w:pBdr>
+      </w:pPr>
+      <w:r>
+        <w:rPr>
+          <w:rFonts w:ascii="Arial Unicode MS" w:hAnsi="Arial Unicode MS" w:eastAsia="Arial Unicode MS"/>
+          <w:b w:val="0"/>
+          <w:sz w:val="22"/>
+        </w:rPr>
+        <w:t xml:space="preserve">　</w:t>
+      </w:r>
+    </w:p>
+    <w:p>
+      <w:pPr>
+        <w:spacing w:after="0" w:line="510" w:lineRule="exact"/>
+        <w:pBdr>
+          <w:bottom w:val="single" w:sz="4" w:color="CBD5E1"/>
+        </w:pBdr>
+      </w:pPr>
+      <w:r>
+        <w:rPr>
+          <w:rFonts w:ascii="Arial Unicode MS" w:hAnsi="Arial Unicode MS" w:eastAsia="Arial Unicode MS"/>
+          <w:b w:val="0"/>
+          <w:sz w:val="22"/>
+        </w:rPr>
+        <w:t xml:space="preserve">　</w:t>
+      </w:r>
+    </w:p>
+    <w:p>
+      <w:pPr>
+        <w:spacing w:after="100" w:line="312" w:lineRule="auto"/>
+      </w:pPr>
+      <w:r>
+        <w:rPr>
+          <w:rFonts w:ascii="Arial Unicode MS" w:hAnsi="Arial Unicode MS" w:eastAsia="Arial Unicode MS"/>
+          <w:b/>
+          <w:sz w:val="30"/>
+        </w:rPr>
+        <w:t>03｜本人改／留與理由</w:t>
+      </w:r>
+    </w:p>
+    <w:p>
+      <w:pPr>
+        <w:spacing w:after="100" w:line="312" w:lineRule="auto"/>
+      </w:pPr>
+      <w:r>
+        <w:rPr>
+          <w:rFonts w:ascii="Arial Unicode MS" w:hAnsi="Arial Unicode MS" w:eastAsia="Arial Unicode MS"/>
+          <w:b w:val="0"/>
+          <w:sz w:val="22"/>
+        </w:rPr>
+        <w:t>回原題核對所選線索，再決定改或留。可選增幅：若改問強度，要換用哪個線索？</w:t>
+      </w:r>
+    </w:p>
+    <w:p>
+      <w:pPr>
+        <w:spacing w:after="0" w:line="510" w:lineRule="exact"/>
+        <w:pBdr>
+          <w:bottom w:val="single" w:sz="4" w:color="CBD5E1"/>
+        </w:pBdr>
+      </w:pPr>
+      <w:r>
+        <w:rPr>
+          <w:rFonts w:ascii="Arial Unicode MS" w:hAnsi="Arial Unicode MS" w:eastAsia="Arial Unicode MS"/>
+          <w:b w:val="0"/>
+          <w:sz w:val="22"/>
+        </w:rPr>
+        <w:t xml:space="preserve">　</w:t>
+      </w:r>
+    </w:p>
+    <w:p>
+      <w:pPr>
+        <w:spacing w:after="0" w:line="510" w:lineRule="exact"/>
+        <w:pBdr>
+          <w:bottom w:val="single" w:sz="4" w:color="CBD5E1"/>
+        </w:pBdr>
+      </w:pPr>
+      <w:r>
+        <w:rPr>
+          <w:rFonts w:ascii="Arial Unicode MS" w:hAnsi="Arial Unicode MS" w:eastAsia="Arial Unicode MS"/>
+          <w:b w:val="0"/>
+          <w:sz w:val="22"/>
+        </w:rPr>
+        <w:t xml:space="preserve">　</w:t>
+      </w:r>
+    </w:p>
+    <w:p>
+      <w:pPr>
+        <w:spacing w:after="0" w:line="510" w:lineRule="exact"/>
+        <w:pBdr>
+          <w:bottom w:val="single" w:sz="4" w:color="CBD5E1"/>
+        </w:pBdr>
+      </w:pPr>
+      <w:r>
+        <w:rPr>
+          <w:rFonts w:ascii="Arial Unicode MS" w:hAnsi="Arial Unicode MS" w:eastAsia="Arial Unicode MS"/>
+          <w:b w:val="0"/>
+          <w:sz w:val="22"/>
+        </w:rPr>
+        <w:t xml:space="preserve">　</w:t>
+      </w:r>
+    </w:p>
+    <w:p>
+      <w:pPr>
+        <w:spacing w:after="100" w:line="312" w:lineRule="auto"/>
+      </w:pPr>
+      <w:r>
+        <w:rPr>
+          <w:rFonts w:ascii="Arial Unicode MS" w:hAnsi="Arial Unicode MS" w:eastAsia="Arial Unicode MS"/>
+          <w:b/>
+          <w:sz w:val="30"/>
+        </w:rPr>
+        <w:t>04｜看詳解，只核對一步</w:t>
+      </w:r>
+    </w:p>
+    <w:p>
+      <w:pPr>
+        <w:spacing w:after="100" w:line="312" w:lineRule="auto"/>
+      </w:pPr>
+      <w:r>
+        <w:rPr>
+          <w:rFonts w:ascii="Arial Unicode MS" w:hAnsi="Arial Unicode MS" w:eastAsia="Arial Unicode MS"/>
+          <w:b w:val="0"/>
+          <w:sz w:val="22"/>
+        </w:rPr>
+        <w:t>□相符 □發現差異 □仍有疑問；位置／下一步要查：</w:t>
+      </w:r>
+    </w:p>
+    <w:p>
+      <w:pPr>
+        <w:spacing w:after="0" w:line="510" w:lineRule="exact"/>
+        <w:pBdr>
+          <w:bottom w:val="single" w:sz="4" w:color="CBD5E1"/>
+        </w:pBdr>
+      </w:pPr>
+      <w:r>
+        <w:rPr>
+          <w:rFonts w:ascii="Arial Unicode MS" w:hAnsi="Arial Unicode MS" w:eastAsia="Arial Unicode MS"/>
+          <w:b w:val="0"/>
+          <w:sz w:val="22"/>
+        </w:rPr>
+        <w:t xml:space="preserve">　</w:t>
+      </w:r>
+    </w:p>
+    <w:p>
+      <w:pPr>
+        <w:spacing w:after="0" w:line="510" w:lineRule="exact"/>
+        <w:pBdr>
+          <w:bottom w:val="single" w:sz="4" w:color="CBD5E1"/>
+        </w:pBdr>
+      </w:pPr>
+      <w:r>
+        <w:rPr>
+          <w:rFonts w:ascii="Arial Unicode MS" w:hAnsi="Arial Unicode MS" w:eastAsia="Arial Unicode MS"/>
+          <w:b w:val="0"/>
+          <w:sz w:val="22"/>
+        </w:rPr>
+        <w:t xml:space="preserve">　</w:t>
+      </w:r>
+    </w:p>
+    <w:p>
+      <w:pPr>
+        <w:spacing w:after="100" w:line="312" w:lineRule="auto"/>
+      </w:pPr>
+      <w:r>
+        <w:rPr>
+          <w:rFonts w:ascii="Arial Unicode MS" w:hAnsi="Arial Unicode MS" w:eastAsia="Arial Unicode MS"/>
+          <w:b w:val="0"/>
+          <w:sz w:val="20"/>
+        </w:rPr>
+        <w:t>只備份本冊第 1–4 頁及原指定作品；學科原答可拍自用，不另上傳。</w:t>
+      </w:r>
+    </w:p>
+    <w:p>
+      <w:pPr>
+        <w:spacing w:after="100" w:line="312" w:lineRule="auto"/>
+      </w:pPr>
+      <w:r>
+        <w:rPr>
+          <w:rFonts w:ascii="Arial Unicode MS" w:hAnsi="Arial Unicode MS" w:eastAsia="Arial Unicode MS"/>
+          <w:b w:val="0"/>
+          <w:sz w:val="20"/>
+        </w:rPr>
+        <w:t>課內未完成就記卡點，不自動變必交作業；延伸不列缺件。</w:t>
+      </w:r>
+    </w:p>
     <w:sectPr>
       <w:headerReference w:type="default" r:id="rId9"/>
       <w:footerReference w:type="default" r:id="rId10"/>

--- a/worksheets/W3.docx
+++ b/worksheets/W3.docx
@@ -2369,7 +2369,7 @@
           <w:color w:val="5B6573"/>
           <w:sz w:val="22"/>
         </w:rPr>
-        <w:t>73–74 先記自己三項；74–76 搭檔看第 2 頁全答選材；76／78 分換手說理由，記右欄。🧭 選 AI 或用法不同見投影 36；只留一版對照，不代寫、不加事實。可用公開素材。</w:t>
+        <w:t>73–75 先記自己三項；75–77 搭檔看第 2 頁全答選材；77 分開始、80 分換手說理由，記右欄。🧭 選 AI 或用法不同見投影 39；只留一版對照，不代寫、不加事實。可用公開素材。</w:t>
       </w:r>
     </w:p>
     <w:tbl>
@@ -3574,7 +3574,7 @@
           <w:b/>
           <w:sz w:val="44"/>
         </w:rPr>
-        <w:t>W3 / 05 · 學科遷移｜原題材料</w:t>
+        <w:t>W3 / 05 · 學科遷移｜可選增幅</w:t>
       </w:r>
     </w:p>
     <w:p>
@@ -3587,7 +3587,7 @@
           <w:b/>
           <w:sz w:val="22"/>
         </w:rPr>
-        <w:t>課堂必寫｜86–95 分。原題在本頁，自己的解題留第 6 頁。</w:t>
+        <w:t>有餘裕或課餘選做；可留白，不計分、不追交、不列缺件。</w:t>
       </w:r>
     </w:p>
     <w:p>
@@ -3706,7 +3706,7 @@
           <w:b/>
           <w:sz w:val="22"/>
         </w:rPr>
-        <w:t>課堂必寫｜保留初答，學科練習不計分、不另上傳。</w:t>
+        <w:t>可選增幅｜可留白，隨整本保存，不另上傳。</w:t>
       </w:r>
     </w:p>
     <w:p>
@@ -3809,7 +3809,7 @@
           <w:b/>
           <w:sz w:val="30"/>
         </w:rPr>
-        <w:t>02｜提示與搭檔實際回應</w:t>
+        <w:t>02｜提示／自己回查／真實搭檔回應</w:t>
       </w:r>
     </w:p>
     <w:p>
@@ -3822,7 +3822,7 @@
           <w:b w:val="0"/>
           <w:sz w:val="22"/>
         </w:rPr>
-        <w:t>提示 □未用 □1 □2 □3　搭檔座號＿＿＿</w:t>
+        <w:t>提示 □未用 □1 □2 □3　搭檔座號＿＿＿（自己練就記回查發現，不填假回報）</w:t>
       </w:r>
     </w:p>
     <w:p>
@@ -3855,6 +3855,19 @@
           <w:sz w:val="22"/>
         </w:rPr>
         <w:t xml:space="preserve">　</w:t>
+      </w:r>
+    </w:p>
+    <w:p>
+      <w:pPr>
+        <w:spacing w:after="100" w:line="312" w:lineRule="auto"/>
+      </w:pPr>
+      <w:r>
+        <w:rPr>
+          <w:rFonts w:ascii="Arial Unicode MS" w:hAnsi="Arial Unicode MS" w:eastAsia="Arial Unicode MS"/>
+          <w:b w:val="0"/>
+          <w:sz w:val="22"/>
+        </w:rPr>
+        <w:t>自己練：回原材料與提示比對一處，留下發現。</w:t>
       </w:r>
     </w:p>
     <w:p>
@@ -3999,7 +4012,7 @@
           <w:b w:val="0"/>
           <w:sz w:val="20"/>
         </w:rPr>
-        <w:t>只備份本冊第 1–4 頁及原指定作品；學科原答可拍自用，不另上傳。</w:t>
+        <w:t>這兩頁隨整本保存、不追交；詳解在 W3 最後，可自行核對。</w:t>
       </w:r>
     </w:p>
     <w:p>

--- a/worksheets/W3.docx
+++ b/worksheets/W3.docx
@@ -2369,7 +2369,7 @@
           <w:color w:val="5B6573"/>
           <w:sz w:val="22"/>
         </w:rPr>
-        <w:t>73–75 先記自己三項；75–77 搭檔看第 2 頁全答選材；77 分開始、80 分換手說理由，記右欄。🧭 選 AI 或用法不同見投影 39；只留一版對照，不代寫、不加事實。可用公開素材。</w:t>
+        <w:t>73–75 分先記自己三項；75–77 分搭檔讀第 2 頁全部回答，選三項；77 分小座號先說，80 分換人，各說 3 分鐘，記右欄。🧭 選 AI 或用法不同見投影 39；只留一版對照，不代寫、不加事實。可用公開素材。</w:t>
       </w:r>
     </w:p>
     <w:tbl>
@@ -3574,7 +3574,7 @@
           <w:b/>
           <w:sz w:val="44"/>
         </w:rPr>
-        <w:t>W3 / 05 · 學科遷移｜可選增幅</w:t>
+        <w:t>W3 / 05 · 學科遷移｜課後選做</w:t>
       </w:r>
     </w:p>
     <w:p>
@@ -3706,7 +3706,7 @@
           <w:b/>
           <w:sz w:val="22"/>
         </w:rPr>
-        <w:t>可選增幅｜可留白，隨整本保存，不另上傳。</w:t>
+        <w:t>課後選做｜可留白，隨整本保存，不另上傳。</w:t>
       </w:r>
     </w:p>
     <w:p>
